--- a/doc/trea设计实现引导流程/2.id时间线记录及思路.docx
+++ b/doc/trea设计实现引导流程/2.id时间线记录及思路.docx
@@ -3,6 +3,11 @@
 <w:document xmlns:wpc="http://schemas.microsoft.com/office/word/2010/wordprocessingCanvas" xmlns:cx="http://schemas.microsoft.com/office/drawing/2014/chartex" xmlns:cx1="http://schemas.microsoft.com/office/drawing/2015/9/8/chartex" xmlns:cx2="http://schemas.microsoft.com/office/drawing/2015/10/21/chartex" xmlns:cx3="http://schemas.microsoft.com/office/drawing/2016/5/9/chartex" xmlns:cx4="http://schemas.microsoft.com/office/drawing/2016/5/10/chartex" xmlns:cx5="http://schemas.microsoft.com/office/drawing/2016/5/11/chartex" xmlns:cx6="http://schemas.microsoft.com/office/drawing/2016/5/12/chartex" xmlns:cx7="http://schemas.microsoft.com/office/drawing/2016/5/13/chartex" xmlns:cx8="http://schemas.microsoft.com/office/drawing/2016/5/14/chartex" xmlns:mc="http://schemas.openxmlformats.org/markup-compatibility/2006" xmlns:aink="http://schemas.microsoft.com/office/drawing/2016/ink" xmlns:am3d="http://schemas.microsoft.com/office/drawing/2017/model3d" xmlns:o="urn:schemas-microsoft-com:office:office" xmlns:oel="http://schemas.microsoft.com/office/2019/extlst" xmlns:r="http://schemas.openxmlformats.org/officeDocument/2006/relationships" xmlns:m="http://schemas.openxmlformats.org/officeDocument/2006/math" xmlns:v="urn:schemas-microsoft-com:vml" xmlns:wp14="http://schemas.microsoft.com/office/word/2010/wordprocessingDrawing" xmlns:wp="http://schemas.openxmlformats.org/drawingml/2006/wordprocessingDrawing" xmlns:w10="urn:schemas-microsoft-com:office:word" xmlns:w="http://schemas.openxmlformats.org/wordprocessingml/2006/main" xmlns:w14="http://schemas.microsoft.com/office/word/2010/wordml" xmlns:w15="http://schemas.microsoft.com/office/word/2012/wordml" xmlns:w16cex="http://schemas.microsoft.com/office/word/2018/wordml/cex" xmlns:w16cid="http://schemas.microsoft.com/office/word/2016/wordml/cid" xmlns:w16="http://schemas.microsoft.com/office/word/2018/wordml" xmlns:w16du="http://schemas.microsoft.com/office/word/2023/wordml/word16du" xmlns:w16sdtdh="http://schemas.microsoft.com/office/word/2020/wordml/sdtdatahash" xmlns:w16sdtfl="http://schemas.microsoft.com/office/word/2024/wordml/sdtformatlock" xmlns:w16se="http://schemas.microsoft.com/office/word/2015/wordml/symex" xmlns:wpg="http://schemas.microsoft.com/office/word/2010/wordprocessingGroup" xmlns:wpi="http://schemas.microsoft.com/office/word/2010/wordprocessingInk" xmlns:wne="http://schemas.microsoft.com/office/word/2006/wordml" xmlns:wps="http://schemas.microsoft.com/office/word/2010/wordprocessingShape" mc:Ignorable="w14 w15 w16se w16cid w16 w16cex w16sdtdh w16sdtfl w16du wp14">
   <w:body>
     <w:p>
+      <w:pPr>
+        <w:rPr>
+          <w:rFonts w:hint="eastAsia"/>
+        </w:rPr>
+      </w:pPr>
       <w:r>
         <w:rPr>
           <w:rFonts w:hint="eastAsia"/>
@@ -11,10 +16,365 @@
       </w:r>
     </w:p>
     <w:p>
+      <w:pPr>
+        <w:rPr>
+          <w:rFonts w:hint="eastAsia"/>
+        </w:rPr>
+      </w:pPr>
       <w:r>
         <w:t>3563982029586919:001d420e6ec0708935878cfffa569e88_6a392d9c89892b732e46bc2e.6a3930946b6836ce0ccac3c1.6a3930947a1752c9d30522c8:TRAE Work CN.0.1.22.no_sid.no_ppe.T(2026/6/22 20:55:21)</w:t>
       </w:r>
     </w:p>
+    <w:p>
+      <w:pPr>
+        <w:rPr>
+          <w:rFonts w:hint="eastAsia"/>
+        </w:rPr>
+      </w:pPr>
+    </w:p>
+    <w:p>
+      <w:pPr>
+        <w:rPr>
+          <w:rFonts w:hint="eastAsia"/>
+        </w:rPr>
+      </w:pPr>
+    </w:p>
+    <w:p>
+      <w:pPr>
+        <w:rPr>
+          <w:rFonts w:hint="eastAsia"/>
+        </w:rPr>
+      </w:pPr>
+      <w:r>
+        <w:rPr>
+          <w:rFonts w:hint="eastAsia"/>
+        </w:rPr>
+        <w:t>对于计划提醒，我想到了一些问题，但是对于如何实现我没有思路，trae work给出提示思路，</w:t>
+      </w:r>
+    </w:p>
+    <w:p>
+      <w:pPr>
+        <w:rPr>
+          <w:rFonts w:hint="eastAsia"/>
+        </w:rPr>
+      </w:pPr>
+      <w:r>
+        <w:t>3563982029586919:bf5a32b3ec21ee2cddddf0f5197a4018_6a392d9c89892b732e46bc2e.6a3a62ada948df3c4451115e.6a3a62ac241ef9cc760296b1:TRAE Work CN.0.1.22.no_sid.no_ppe.T(2026/6/23 18:40:45)</w:t>
+      </w:r>
+    </w:p>
+    <w:p>
+      <w:pPr>
+        <w:rPr>
+          <w:rFonts w:hint="eastAsia"/>
+        </w:rPr>
+      </w:pPr>
+    </w:p>
+    <w:p>
+      <w:pPr>
+        <w:rPr>
+          <w:rFonts w:hint="eastAsia"/>
+        </w:rPr>
+      </w:pPr>
+      <w:r>
+        <w:rPr>
+          <w:rFonts w:hint="eastAsia"/>
+        </w:rPr>
+        <w:t>这个</w:t>
+      </w:r>
+      <w:r>
+        <w:rPr>
+          <w:rFonts w:hint="eastAsia"/>
+        </w:rPr>
+        <w:t>给了我一个思路，可以根据不同目标用户，建立不同策略</w:t>
+      </w:r>
+      <w:r>
+        <w:rPr>
+          <w:rFonts w:hint="eastAsia"/>
+        </w:rPr>
+        <w:t>【</w:t>
+      </w:r>
+      <w:r>
+        <w:t>如需进一步调整，比如增加更多策略模板（如"老人专用""上班族专用"）、增加条件触发（如地理位置），告诉我。</w:t>
+      </w:r>
+      <w:r>
+        <w:rPr>
+          <w:rFonts w:hint="eastAsia"/>
+        </w:rPr>
+        <w:t>】</w:t>
+      </w:r>
+      <w:r>
+        <w:rPr>
+          <w:rFonts w:hint="eastAsia"/>
+        </w:rPr>
+        <w:t>。我后续对此进行了深度询问。</w:t>
+      </w:r>
+    </w:p>
+    <w:p>
+      <w:pPr>
+        <w:rPr>
+          <w:rFonts w:hint="eastAsia"/>
+        </w:rPr>
+      </w:pPr>
+    </w:p>
+    <w:p>
+      <w:pPr>
+        <w:rPr>
+          <w:rFonts w:hint="eastAsia"/>
+        </w:rPr>
+      </w:pPr>
+      <w:r>
+        <w:t>3563982029586919:11ff80f146a7e33af64fd1beee8ba92a_6a392d9c89892b732e46bc2e.6a3a67f0a948df3c44511189.6a3a67f0c9462b61fef4baf8:TRAE Work CN.0.1.22.no_sid.no_ppe.T(2026/6/23 19:03:12)</w:t>
+      </w:r>
+    </w:p>
+    <w:p>
+      <w:pPr>
+        <w:rPr>
+          <w:rFonts w:hint="eastAsia"/>
+        </w:rPr>
+      </w:pPr>
+    </w:p>
+    <w:p>
+      <w:pPr>
+        <w:rPr>
+          <w:rFonts w:hint="eastAsia"/>
+        </w:rPr>
+      </w:pPr>
+    </w:p>
+    <w:p>
+      <w:pPr>
+        <w:rPr>
+          <w:rFonts w:hint="eastAsia"/>
+        </w:rPr>
+      </w:pPr>
+      <w:r>
+        <w:rPr>
+          <w:rFonts w:hint="eastAsia"/>
+        </w:rPr>
+        <w:t>我因为不清楚需要哪些策略，让trae work给出了提示方向</w:t>
+      </w:r>
+    </w:p>
+    <w:p>
+      <w:pPr>
+        <w:rPr>
+          <w:rFonts w:hint="eastAsia"/>
+        </w:rPr>
+      </w:pPr>
+      <w:r>
+        <w:t>3563982029586919:55135e7150bda43925da00e63568c9c1_6a392d9c89892b732e46bc2e.6a3a68aca948df3c4451119e.6a3a68ac2404adcc85a82257:TRAE Work CN.0.1.22.no_sid.no_ppe.T(2026/6/23 19:06:20)</w:t>
+      </w:r>
+    </w:p>
+    <w:p>
+      <w:pPr>
+        <w:rPr>
+          <w:rFonts w:hint="eastAsia"/>
+        </w:rPr>
+      </w:pPr>
+    </w:p>
+    <w:p>
+      <w:pPr>
+        <w:rPr>
+          <w:rFonts w:hint="eastAsia"/>
+        </w:rPr>
+      </w:pPr>
+    </w:p>
+    <w:p>
+      <w:pPr>
+        <w:rPr>
+          <w:rFonts w:hint="eastAsia"/>
+        </w:rPr>
+      </w:pPr>
+      <w:r>
+        <w:rPr>
+          <w:rFonts w:hint="eastAsia"/>
+        </w:rPr>
+        <w:t>大方向出来后，我想着用trae cn帮我实现，</w:t>
+      </w:r>
+      <w:r>
+        <w:rPr>
+          <w:rFonts w:hint="eastAsia"/>
+        </w:rPr>
+        <w:t>到了启动的步骤后，</w:t>
+      </w:r>
+      <w:r>
+        <w:rPr>
+          <w:rFonts w:hint="eastAsia"/>
+        </w:rPr>
+        <w:t>我发现对于我</w:t>
+      </w:r>
+      <w:r>
+        <w:rPr>
+          <w:rFonts w:hint="eastAsia"/>
+        </w:rPr>
+        <w:t>来说有点困难，一直显示缺少某些配置。</w:t>
+      </w:r>
+    </w:p>
+    <w:p>
+      <w:pPr>
+        <w:rPr>
+          <w:rFonts w:hint="eastAsia"/>
+        </w:rPr>
+      </w:pPr>
+      <w:r>
+        <w:t>.3563982029586919:cd62376d36eed690c9e4e0c1d375286e_6a435f85e82375957630f154.6a43cf598c3aca758ed6b971.6a43cf4fdf49cfa7cb101141:Trae CN.T(2026/6/30 22:14:49)</w:t>
+      </w:r>
+    </w:p>
+    <w:p>
+      <w:pPr>
+        <w:rPr>
+          <w:rFonts w:hint="eastAsia"/>
+        </w:rPr>
+      </w:pPr>
+    </w:p>
+    <w:p>
+      <w:pPr>
+        <w:rPr>
+          <w:rFonts w:hint="eastAsia"/>
+        </w:rPr>
+      </w:pPr>
+    </w:p>
+    <w:p>
+      <w:pPr>
+        <w:rPr>
+          <w:rFonts w:hint="eastAsia"/>
+        </w:rPr>
+      </w:pPr>
+      <w:r>
+        <w:rPr>
+          <w:rFonts w:hint="eastAsia"/>
+        </w:rPr>
+        <w:t>本来我在用trae cn，</w:t>
+      </w:r>
+      <w:r>
+        <w:rPr>
+          <w:rFonts w:hint="eastAsia"/>
+        </w:rPr>
+        <w:t>但是</w:t>
+      </w:r>
+      <w:r>
+        <w:rPr>
+          <w:rFonts w:hint="eastAsia"/>
+        </w:rPr>
+        <w:t>软件一直无法启动，后来换回trae work 发现卡住的进程开始继续往前</w:t>
+      </w:r>
+      <w:r>
+        <w:rPr>
+          <w:rFonts w:hint="eastAsia"/>
+        </w:rPr>
+        <w:t>走了，很开心，果然trae work适合无开发经验的人。</w:t>
+      </w:r>
+    </w:p>
+    <w:p>
+      <w:pPr>
+        <w:rPr>
+          <w:rFonts w:hint="eastAsia"/>
+        </w:rPr>
+      </w:pPr>
+      <w:r>
+        <w:t>3563982029586919:9a180f7d116e92189c6d2362ca4217a9_6a43d56ca06d766bb11305fa.6a43d56ea06d766bb11305fd.6a43d56ca06d766bb11305fb:TRAE Work CN.0.1.29.no_sid.no_ppe.T(2026/6/30 22:40:47)</w:t>
+      </w:r>
+    </w:p>
+    <w:p>
+      <w:pPr>
+        <w:rPr>
+          <w:rFonts w:hint="eastAsia"/>
+        </w:rPr>
+      </w:pPr>
+    </w:p>
+    <w:p>
+      <w:pPr>
+        <w:rPr>
+          <w:rFonts w:hint="eastAsia"/>
+        </w:rPr>
+      </w:pPr>
+      <w:r>
+        <w:rPr>
+          <w:rFonts w:hint="eastAsia"/>
+        </w:rPr>
+        <w:t>能够看到页面后，我发现现在的界面内容和我想象的不一样</w:t>
+      </w:r>
+      <w:r>
+        <w:rPr>
+          <w:rFonts w:hint="eastAsia"/>
+        </w:rPr>
+        <w:t>，因此我让trae work帮我重新设计了模块分区，及导航架构，初步符合app的设计逻辑。从此开始进入app的逻辑细化。</w:t>
+      </w:r>
+    </w:p>
+    <w:p>
+      <w:pPr>
+        <w:rPr>
+          <w:rFonts w:hint="eastAsia"/>
+        </w:rPr>
+      </w:pPr>
+      <w:r>
+        <w:t>3563982029586919:dd45ee2b6c6f2d25099d2f4f86085742_6a450c9822a7cb0ca67d946a.6a451327a4b0dda128e59a9c.6a451320a4b0dda128e59a9a:TRAE Work CN.0.1.29.no_sid.no_ppe.T(2026/7/1 21:16:23)</w:t>
+      </w:r>
+    </w:p>
+    <w:p>
+      <w:pPr>
+        <w:rPr>
+          <w:rFonts w:hint="eastAsia"/>
+        </w:rPr>
+      </w:pPr>
+      <w:r>
+        <w:lastRenderedPageBreak/>
+        <w:t>3563982029586919:91098d01e38a003e8b14aaccbfe65ea6_6a450c9822a7cb0ca67d946a.6a4513cfa4b0dda128e59ade.6a4513cea4b0dda128e59adc:TRAE Work CN.0.1.29.no_sid.no_ppe.T(2026/7/1 21:19:11)</w:t>
+      </w:r>
+    </w:p>
+    <w:p>
+      <w:pPr>
+        <w:rPr>
+          <w:rFonts w:hint="eastAsia"/>
+        </w:rPr>
+      </w:pPr>
+    </w:p>
+    <w:p>
+      <w:pPr>
+        <w:rPr>
+          <w:rFonts w:hint="eastAsia"/>
+        </w:rPr>
+      </w:pPr>
+      <w:r>
+        <w:rPr>
+          <w:rFonts w:hint="eastAsia"/>
+        </w:rPr>
+        <w:t>UI及交互完成大致完成后，我让进行trae work帮我进行app的构建。</w:t>
+      </w:r>
+    </w:p>
+    <w:p>
+      <w:pPr>
+        <w:rPr>
+          <w:rFonts w:hint="eastAsia"/>
+        </w:rPr>
+      </w:pPr>
+      <w:r>
+        <w:t>3563982029586919:844f116d9a35f7a634c4c36f91c874a8_6a4a029f285088a98fd3353a.6a4a029f285088a98fd3353d.6a4a029f285088a98fd3353b:TRAE Work CN.0.1.29.no_sid.no_ppe.T(2026/7/5 15:07:11)</w:t>
+      </w:r>
+    </w:p>
+    <w:p>
+      <w:pPr>
+        <w:rPr>
+          <w:rFonts w:hint="eastAsia"/>
+        </w:rPr>
+      </w:pPr>
+    </w:p>
+    <w:p>
+      <w:pPr>
+        <w:rPr>
+          <w:rFonts w:hint="eastAsia"/>
+        </w:rPr>
+      </w:pPr>
+      <w:r>
+        <w:rPr>
+          <w:rFonts w:hint="eastAsia"/>
+        </w:rPr>
+        <w:t>UI设计的比较合理了，但是我发现构建从app到能够使用还有有一些差距，因此我方trae开始测试构建的app，并修复bug。但是还不够，还需要由人进行主动引导</w:t>
+      </w:r>
+    </w:p>
+    <w:p>
+      <w:r>
+        <w:t>3563982029586919:86caab641896065bdb96d7304b02afd6_6a4a029f285088a98fd3353a.6a4b7ae89dd81f9d1cf47e72.6a4b7ae79dd81f9d1cf47e70:TRAE Work CN.0.1.29.no_sid.no_ppe.T(2026/7/6 17:52:40)</w:t>
+      </w:r>
+    </w:p>
     <w:p/>
     <w:p>
       <w:pPr>
@@ -26,156 +386,17 @@
         <w:rPr>
           <w:rFonts w:hint="eastAsia"/>
         </w:rPr>
-        <w:t>日程提醒，</w:t>
-      </w:r>
-    </w:p>
-    <w:p>
-      <w:r>
-        <w:t>3563982029586919:98b64aceeee5add54d59d1ba7cd37cc5_6a392d9c89892b732e46bc2e.6a3936616b6836ce0ccac3f9.6a393661902a2ced5169f863:TRAE Work CN.0.1.22.no_sid.no_ppe.T(2026/6/22 21:22:24)</w:t>
-      </w:r>
-    </w:p>
-    <w:p/>
-    <w:p>
-      <w:pPr>
-        <w:rPr>
-          <w:rFonts w:hint="eastAsia"/>
-        </w:rPr>
-      </w:pPr>
-      <w:r>
-        <w:rPr>
-          <w:rFonts w:hint="eastAsia"/>
-        </w:rPr>
-        <w:t>对于计划提醒，我想到了一些问题，但是对于如何实现我没有思路，trae work给出提示思路，</w:t>
-      </w:r>
-    </w:p>
-    <w:p>
-      <w:r>
-        <w:t>3563982029586919:bf5a32b3ec21ee2cddddf0f5197a4018_6a392d9c89892b732e46bc2e.6a3a62ada948df3c4451115e.6a3a62ac241ef9cc760296b1:TRAE Work CN.0.1.22.no_sid.no_ppe.T(2026/6/23 18:40:45)</w:t>
-      </w:r>
-    </w:p>
-    <w:p/>
-    <w:p>
-      <w:r>
-        <w:rPr>
-          <w:rFonts w:hint="eastAsia"/>
-        </w:rPr>
-        <w:t>这个</w:t>
-      </w:r>
-      <w:r>
-        <w:rPr>
-          <w:rFonts w:hint="eastAsia"/>
-        </w:rPr>
-        <w:t>给了我一个思路，可以根据不同目标用户，建立不同策略</w:t>
-      </w:r>
-      <w:r>
-        <w:rPr>
-          <w:rFonts w:hint="eastAsia"/>
-        </w:rPr>
-        <w:t>【</w:t>
-      </w:r>
-      <w:r>
-        <w:t>如需进一步调整，比如增加更多策略模板（如"老人专用""上班族专用"）、增加条件触发（如地理位置），告诉我。</w:t>
-      </w:r>
-      <w:r>
-        <w:rPr>
-          <w:rFonts w:hint="eastAsia"/>
-        </w:rPr>
-        <w:t>】</w:t>
-      </w:r>
-      <w:r>
-        <w:rPr>
-          <w:rFonts w:hint="eastAsia"/>
-        </w:rPr>
-        <w:t>。我后续对此进行了深度询问。</w:t>
-      </w:r>
-    </w:p>
-    <w:p>
-      <w:pPr>
-        <w:rPr>
-          <w:rFonts w:hint="eastAsia"/>
-        </w:rPr>
-      </w:pPr>
-    </w:p>
-    <w:p>
-      <w:r>
-        <w:t>3563982029586919:11ff80f146a7e33af64fd1beee8ba92a_6a392d9c89892b732e46bc2e.6a3a67f0a948df3c44511189.6a3a67f0c9462b61fef4baf8:TRAE Work CN.0.1.22.no_sid.no_ppe.T(2026/6/23 19:03:12)</w:t>
-      </w:r>
-    </w:p>
-    <w:p/>
-    <w:p>
-      <w:pPr>
-        <w:rPr>
-          <w:rFonts w:hint="eastAsia"/>
-        </w:rPr>
-      </w:pPr>
-    </w:p>
-    <w:p>
-      <w:pPr>
-        <w:rPr>
-          <w:rFonts w:hint="eastAsia"/>
-        </w:rPr>
-      </w:pPr>
-      <w:r>
-        <w:rPr>
-          <w:rFonts w:hint="eastAsia"/>
-        </w:rPr>
-        <w:t>我因为不清楚需要哪些策略，让</w:t>
-      </w:r>
-      <w:r>
-        <w:rPr>
-          <w:rFonts w:hint="eastAsia"/>
-        </w:rPr>
-        <w:t>trae work</w:t>
-      </w:r>
-      <w:r>
-        <w:rPr>
-          <w:rFonts w:hint="eastAsia"/>
-        </w:rPr>
-        <w:t>给出了提示方向</w:t>
-      </w:r>
-    </w:p>
-    <w:p>
-      <w:pPr>
-        <w:rPr>
-          <w:rFonts w:hint="eastAsia"/>
-        </w:rPr>
-      </w:pPr>
-      <w:r>
-        <w:t>3563982029586919:55135e7150bda43925da00e63568c9c1_6a392d9c89892b732e46bc2e.6a3a68aca948df3c4451119e.6a3a68ac2404adcc85a82257:TRAE Work CN.0.1.22.no_sid.no_ppe.T(2026/6/23 19:06:20)</w:t>
-      </w:r>
-    </w:p>
-    <w:p/>
-    <w:p/>
-    <w:p>
-      <w:pPr>
-        <w:rPr>
-          <w:rFonts w:hint="eastAsia"/>
-        </w:rPr>
-      </w:pPr>
-      <w:r>
-        <w:rPr>
-          <w:rFonts w:hint="eastAsia"/>
-        </w:rPr>
-        <w:t xml:space="preserve">同时我想到 </w:t>
-      </w:r>
-      <w:r>
-        <w:t>这些策略可以，是不是还可以添加通过用户行为的记录分析，整理出更适合用户的策略</w:t>
-      </w:r>
-      <w:r>
-        <w:rPr>
-          <w:rFonts w:hint="eastAsia"/>
-        </w:rPr>
-        <w:t xml:space="preserve">  因此进行了提问</w:t>
-      </w:r>
-    </w:p>
-    <w:p>
-      <w:pPr>
-        <w:rPr>
-          <w:rFonts w:hint="eastAsia"/>
-        </w:rPr>
-      </w:pPr>
-      <w:r>
-        <w:t>3563982029586919:1299dc9d0f994f697066984dd5701db8_6a392d9c89892b732e46bc2e.6a3a6a95a948df3c445111b0.6a3a6a9583c8d3a6a5e384cd:TRAE Work CN.0.1.22.no_sid.no_ppe.T(2026/6/23 19:14:29)</w:t>
+        <w:t>之前思路有些偏移，应该先让其帮我生产UI的详细设计文档，并根据文档来指导前端页面的生成，这样设计结构就应该不会有很大偏差</w:t>
+      </w:r>
+    </w:p>
+    <w:p>
+      <w:pPr>
+        <w:rPr>
+          <w:rFonts w:hint="eastAsia"/>
+        </w:rPr>
+      </w:pPr>
+      <w:r>
+        <w:t>3563982029586919:fb39a194a5e4528a9e2a48fb0ee304e2_6a4a029f285088a98fd3353a.6a4cc4a2062c0ad3067517d1.6a4cc4a2062c0ad3067517cf:TRAE Work CN.0.1.30.no_sid.no_ppe.T(2026/7/7 17:19:30)</w:t>
       </w:r>
     </w:p>
     <w:sectPr>
@@ -848,6 +1069,7 @@
   <w:style w:type="character" w:default="1" w:styleId="a0">
     <w:name w:val="Default Paragraph Font"/>
     <w:uiPriority w:val="1"/>
+    <w:semiHidden/>
     <w:unhideWhenUsed/>
   </w:style>
   <w:style w:type="table" w:default="1" w:styleId="a1">

--- a/doc/trea设计实现引导流程/2.id时间线记录及思路.docx
+++ b/doc/trea设计实现引导流程/2.id时间线记录及思路.docx
@@ -3,191 +3,192 @@
 <w:document xmlns:wpc="http://schemas.microsoft.com/office/word/2010/wordprocessingCanvas" xmlns:cx="http://schemas.microsoft.com/office/drawing/2014/chartex" xmlns:cx1="http://schemas.microsoft.com/office/drawing/2015/9/8/chartex" xmlns:cx2="http://schemas.microsoft.com/office/drawing/2015/10/21/chartex" xmlns:cx3="http://schemas.microsoft.com/office/drawing/2016/5/9/chartex" xmlns:cx4="http://schemas.microsoft.com/office/drawing/2016/5/10/chartex" xmlns:cx5="http://schemas.microsoft.com/office/drawing/2016/5/11/chartex" xmlns:cx6="http://schemas.microsoft.com/office/drawing/2016/5/12/chartex" xmlns:cx7="http://schemas.microsoft.com/office/drawing/2016/5/13/chartex" xmlns:cx8="http://schemas.microsoft.com/office/drawing/2016/5/14/chartex" xmlns:mc="http://schemas.openxmlformats.org/markup-compatibility/2006" xmlns:aink="http://schemas.microsoft.com/office/drawing/2016/ink" xmlns:am3d="http://schemas.microsoft.com/office/drawing/2017/model3d" xmlns:o="urn:schemas-microsoft-com:office:office" xmlns:oel="http://schemas.microsoft.com/office/2019/extlst" xmlns:r="http://schemas.openxmlformats.org/officeDocument/2006/relationships" xmlns:m="http://schemas.openxmlformats.org/officeDocument/2006/math" xmlns:v="urn:schemas-microsoft-com:vml" xmlns:wp14="http://schemas.microsoft.com/office/word/2010/wordprocessingDrawing" xmlns:wp="http://schemas.openxmlformats.org/drawingml/2006/wordprocessingDrawing" xmlns:w10="urn:schemas-microsoft-com:office:word" xmlns:w="http://schemas.openxmlformats.org/wordprocessingml/2006/main" xmlns:w14="http://schemas.microsoft.com/office/word/2010/wordml" xmlns:w15="http://schemas.microsoft.com/office/word/2012/wordml" xmlns:w16cex="http://schemas.microsoft.com/office/word/2018/wordml/cex" xmlns:w16cid="http://schemas.microsoft.com/office/word/2016/wordml/cid" xmlns:w16="http://schemas.microsoft.com/office/word/2018/wordml" xmlns:w16du="http://schemas.microsoft.com/office/word/2023/wordml/word16du" xmlns:w16sdtdh="http://schemas.microsoft.com/office/word/2020/wordml/sdtdatahash" xmlns:w16sdtfl="http://schemas.microsoft.com/office/word/2024/wordml/sdtformatlock" xmlns:w16se="http://schemas.microsoft.com/office/word/2015/wordml/symex" xmlns:wpg="http://schemas.microsoft.com/office/word/2010/wordprocessingGroup" xmlns:wpi="http://schemas.microsoft.com/office/word/2010/wordprocessingInk" xmlns:wne="http://schemas.microsoft.com/office/word/2006/wordml" xmlns:wps="http://schemas.microsoft.com/office/word/2010/wordprocessingShape" mc:Ignorable="w14 w15 w16se w16cid w16 w16cex w16sdtdh w16sdtfl w16du wp14">
   <w:body>
     <w:p>
-      <w:pPr>
-        <w:rPr>
-          <w:rFonts w:hint="eastAsia"/>
-        </w:rPr>
-      </w:pPr>
-      <w:r>
-        <w:rPr>
-          <w:rFonts w:hint="eastAsia"/>
-        </w:rPr>
-        <w:t>时间线提示逻辑</w:t>
-      </w:r>
-    </w:p>
-    <w:p>
-      <w:pPr>
-        <w:rPr>
-          <w:rFonts w:hint="eastAsia"/>
-        </w:rPr>
-      </w:pPr>
-      <w:r>
-        <w:t>3563982029586919:001d420e6ec0708935878cfffa569e88_6a392d9c89892b732e46bc2e.6a3930946b6836ce0ccac3c1.6a3930947a1752c9d30522c8:TRAE Work CN.0.1.22.no_sid.no_ppe.T(2026/6/22 20:55:21)</w:t>
-      </w:r>
-    </w:p>
-    <w:p>
-      <w:pPr>
-        <w:rPr>
-          <w:rFonts w:hint="eastAsia"/>
-        </w:rPr>
-      </w:pPr>
-    </w:p>
-    <w:p>
-      <w:pPr>
-        <w:rPr>
-          <w:rFonts w:hint="eastAsia"/>
-        </w:rPr>
-      </w:pPr>
-    </w:p>
-    <w:p>
-      <w:pPr>
-        <w:rPr>
-          <w:rFonts w:hint="eastAsia"/>
-        </w:rPr>
-      </w:pPr>
-      <w:r>
-        <w:rPr>
-          <w:rFonts w:hint="eastAsia"/>
-        </w:rPr>
-        <w:t>对于计划提醒，我想到了一些问题，但是对于如何实现我没有思路，trae work给出提示思路，</w:t>
-      </w:r>
-    </w:p>
-    <w:p>
-      <w:pPr>
-        <w:rPr>
-          <w:rFonts w:hint="eastAsia"/>
-        </w:rPr>
-      </w:pPr>
-      <w:r>
-        <w:t>3563982029586919:bf5a32b3ec21ee2cddddf0f5197a4018_6a392d9c89892b732e46bc2e.6a3a62ada948df3c4451115e.6a3a62ac241ef9cc760296b1:TRAE Work CN.0.1.22.no_sid.no_ppe.T(2026/6/23 18:40:45)</w:t>
-      </w:r>
-    </w:p>
-    <w:p>
-      <w:pPr>
-        <w:rPr>
-          <w:rFonts w:hint="eastAsia"/>
-        </w:rPr>
-      </w:pPr>
-    </w:p>
-    <w:p>
-      <w:pPr>
-        <w:rPr>
-          <w:rFonts w:hint="eastAsia"/>
-        </w:rPr>
-      </w:pPr>
-      <w:r>
-        <w:rPr>
-          <w:rFonts w:hint="eastAsia"/>
-        </w:rPr>
-        <w:t>这个</w:t>
-      </w:r>
-      <w:r>
-        <w:rPr>
-          <w:rFonts w:hint="eastAsia"/>
-        </w:rPr>
-        <w:t>给了我一个思路，可以根据不同目标用户，建立不同策略</w:t>
-      </w:r>
-      <w:r>
-        <w:rPr>
-          <w:rFonts w:hint="eastAsia"/>
-        </w:rPr>
-        <w:t>【</w:t>
-      </w:r>
-      <w:r>
-        <w:t>如需进一步调整，比如增加更多策略模板（如"老人专用""上班族专用"）、增加条件触发（如地理位置），告诉我。</w:t>
-      </w:r>
-      <w:r>
-        <w:rPr>
-          <w:rFonts w:hint="eastAsia"/>
-        </w:rPr>
-        <w:t>】</w:t>
-      </w:r>
-      <w:r>
-        <w:rPr>
-          <w:rFonts w:hint="eastAsia"/>
-        </w:rPr>
-        <w:t>。我后续对此进行了深度询问。</w:t>
-      </w:r>
-    </w:p>
-    <w:p>
-      <w:pPr>
-        <w:rPr>
-          <w:rFonts w:hint="eastAsia"/>
-        </w:rPr>
-      </w:pPr>
-    </w:p>
-    <w:p>
-      <w:pPr>
-        <w:rPr>
-          <w:rFonts w:hint="eastAsia"/>
-        </w:rPr>
-      </w:pPr>
-      <w:r>
-        <w:t>3563982029586919:11ff80f146a7e33af64fd1beee8ba92a_6a392d9c89892b732e46bc2e.6a3a67f0a948df3c44511189.6a3a67f0c9462b61fef4baf8:TRAE Work CN.0.1.22.no_sid.no_ppe.T(2026/6/23 19:03:12)</w:t>
-      </w:r>
-    </w:p>
-    <w:p>
-      <w:pPr>
-        <w:rPr>
-          <w:rFonts w:hint="eastAsia"/>
-        </w:rPr>
-      </w:pPr>
-    </w:p>
-    <w:p>
-      <w:pPr>
-        <w:rPr>
-          <w:rFonts w:hint="eastAsia"/>
-        </w:rPr>
-      </w:pPr>
-    </w:p>
-    <w:p>
-      <w:pPr>
-        <w:rPr>
-          <w:rFonts w:hint="eastAsia"/>
-        </w:rPr>
-      </w:pPr>
-      <w:r>
-        <w:rPr>
-          <w:rFonts w:hint="eastAsia"/>
-        </w:rPr>
-        <w:t>我因为不清楚需要哪些策略，让trae work给出了提示方向</w:t>
-      </w:r>
-    </w:p>
-    <w:p>
-      <w:pPr>
-        <w:rPr>
-          <w:rFonts w:hint="eastAsia"/>
-        </w:rPr>
-      </w:pPr>
-      <w:r>
-        <w:t>3563982029586919:55135e7150bda43925da00e63568c9c1_6a392d9c89892b732e46bc2e.6a3a68aca948df3c4451119e.6a3a68ac2404adcc85a82257:TRAE Work CN.0.1.22.no_sid.no_ppe.T(2026/6/23 19:06:20)</w:t>
-      </w:r>
-    </w:p>
-    <w:p>
-      <w:pPr>
-        <w:rPr>
-          <w:rFonts w:hint="eastAsia"/>
-        </w:rPr>
-      </w:pPr>
-    </w:p>
-    <w:p>
-      <w:pPr>
-        <w:rPr>
-          <w:rFonts w:hint="eastAsia"/>
-        </w:rPr>
-      </w:pPr>
-    </w:p>
-    <w:p>
-      <w:pPr>
-        <w:rPr>
-          <w:rFonts w:hint="eastAsia"/>
-        </w:rPr>
-      </w:pPr>
-      <w:r>
-        <w:rPr>
-          <w:rFonts w:hint="eastAsia"/>
-        </w:rPr>
-        <w:t>大方向出来后，我想着用trae cn帮我实现，</w:t>
+      <w:r>
+        <w:rPr>
+          <w:rFonts w:hint="eastAsia"/>
+        </w:rPr>
+        <w:t>这个项目的最初计划</w:t>
+      </w:r>
+    </w:p>
+    <w:p>
+      <w:r>
+        <w:t>3563982029586919:20e3ad023e761c4affd65465d6a95cfd_6a32a9fea96ef5bcde9709f7.6a32aa00a96ef5bcde9709fa.6a32a9fea96ef5bcde9709f</w:t>
+      </w:r>
+      <w:proofErr w:type="gramStart"/>
+      <w:r>
+        <w:t>8:TRAE</w:t>
+      </w:r>
+      <w:proofErr w:type="gramEnd"/>
+      <w:r>
+        <w:t xml:space="preserve"> Work CN.0.1.34.no_sid.no_</w:t>
+      </w:r>
+      <w:proofErr w:type="gramStart"/>
+      <w:r>
+        <w:t>ppe.T</w:t>
+      </w:r>
+      <w:proofErr w:type="gramEnd"/>
+      <w:r>
+        <w:t>(2026/6/17 22:06:56)</w:t>
+      </w:r>
+    </w:p>
+    <w:p/>
+    <w:p>
+      <w:pPr>
+        <w:rPr>
+          <w:rFonts w:hint="eastAsia"/>
+        </w:rPr>
+      </w:pPr>
+      <w:r>
+        <w:rPr>
+          <w:rFonts w:hint="eastAsia"/>
+        </w:rPr>
+        <w:t>设计了本项目中</w:t>
+      </w:r>
+      <w:r>
+        <w:rPr>
+          <w:rFonts w:hint="eastAsia"/>
+        </w:rPr>
+        <w:t>时间线</w:t>
+      </w:r>
+      <w:r>
+        <w:rPr>
+          <w:rFonts w:hint="eastAsia"/>
+        </w:rPr>
+        <w:t>设计与显示初步逻辑</w:t>
+      </w:r>
+    </w:p>
+    <w:p>
+      <w:pPr>
+        <w:rPr>
+          <w:rFonts w:hint="eastAsia"/>
+        </w:rPr>
+      </w:pPr>
+      <w:r>
+        <w:t>3563982029586919:001d420e6ec0708935878cfffa569e88_6a392d9c89892b732e46bc2e.6a3930946b6836ce0ccac3c1.6a3930947a1752c9d30522c</w:t>
+      </w:r>
+      <w:proofErr w:type="gramStart"/>
+      <w:r>
+        <w:t>8:TRAE</w:t>
+      </w:r>
+      <w:proofErr w:type="gramEnd"/>
+      <w:r>
+        <w:t xml:space="preserve"> Work CN.0.1.34.no_sid.no_</w:t>
+      </w:r>
+      <w:proofErr w:type="gramStart"/>
+      <w:r>
+        <w:t>ppe.T</w:t>
+      </w:r>
+      <w:proofErr w:type="gramEnd"/>
+      <w:r>
+        <w:t>(2026/6/22 20:55:21)</w:t>
+      </w:r>
+    </w:p>
+    <w:p>
+      <w:pPr>
+        <w:rPr>
+          <w:rFonts w:hint="eastAsia"/>
+        </w:rPr>
+      </w:pPr>
+    </w:p>
+    <w:p>
+      <w:pPr>
+        <w:rPr>
+          <w:rFonts w:hint="eastAsia"/>
+        </w:rPr>
+      </w:pPr>
+      <w:r>
+        <w:rPr>
+          <w:rFonts w:hint="eastAsia"/>
+        </w:rPr>
+        <w:t>对于计划提醒，我想到了一些问题，但是对于如何实现我没有思路，</w:t>
+      </w:r>
+      <w:proofErr w:type="spellStart"/>
+      <w:r>
+        <w:rPr>
+          <w:rFonts w:hint="eastAsia"/>
+        </w:rPr>
+        <w:t>trae</w:t>
+      </w:r>
+      <w:proofErr w:type="spellEnd"/>
+      <w:r>
+        <w:rPr>
+          <w:rFonts w:hint="eastAsia"/>
+        </w:rPr>
+        <w:t xml:space="preserve"> work给出提示思路，</w:t>
+      </w:r>
+    </w:p>
+    <w:p>
+      <w:pPr>
+        <w:rPr>
+          <w:rFonts w:hint="eastAsia"/>
+        </w:rPr>
+      </w:pPr>
+      <w:r>
+        <w:t>3563982029586919:bf5a32b3ec21ee2cddddf0f5197a4018_6a392d9c89892b732e46bc2e.6a3a62ada948df3c4451115e.6a3a62ac241ef9cc760296b</w:t>
+      </w:r>
+      <w:proofErr w:type="gramStart"/>
+      <w:r>
+        <w:t>1:TRAE</w:t>
+      </w:r>
+      <w:proofErr w:type="gramEnd"/>
+      <w:r>
+        <w:t xml:space="preserve"> Work CN.0.1.22.no_sid.no_</w:t>
+      </w:r>
+      <w:proofErr w:type="gramStart"/>
+      <w:r>
+        <w:t>ppe.T</w:t>
+      </w:r>
+      <w:proofErr w:type="gramEnd"/>
+      <w:r>
+        <w:t>(2026/6/23 18:40:45)</w:t>
+      </w:r>
+    </w:p>
+    <w:p>
+      <w:pPr>
+        <w:rPr>
+          <w:rFonts w:hint="eastAsia"/>
+        </w:rPr>
+      </w:pPr>
+    </w:p>
+    <w:p>
+      <w:pPr>
+        <w:rPr>
+          <w:rFonts w:hint="eastAsia"/>
+        </w:rPr>
+      </w:pPr>
+      <w:r>
+        <w:rPr>
+          <w:rFonts w:hint="eastAsia"/>
+        </w:rPr>
+        <w:t>大方向出来后，我想着用</w:t>
+      </w:r>
+      <w:proofErr w:type="spellStart"/>
+      <w:r>
+        <w:rPr>
+          <w:rFonts w:hint="eastAsia"/>
+        </w:rPr>
+        <w:t>trae</w:t>
+      </w:r>
+      <w:proofErr w:type="spellEnd"/>
+      <w:r>
+        <w:rPr>
+          <w:rFonts w:hint="eastAsia"/>
+        </w:rPr>
+        <w:t xml:space="preserve"> </w:t>
+      </w:r>
+      <w:proofErr w:type="spellStart"/>
+      <w:r>
+        <w:rPr>
+          <w:rFonts w:hint="eastAsia"/>
+        </w:rPr>
+        <w:t>cn</w:t>
+      </w:r>
+      <w:proofErr w:type="spellEnd"/>
+      <w:r>
+        <w:rPr>
+          <w:rFonts w:hint="eastAsia"/>
+        </w:rPr>
+        <w:t>帮我实现，</w:t>
       </w:r>
       <w:r>
         <w:rPr>
@@ -215,34 +216,78 @@
         </w:rPr>
       </w:pPr>
       <w:r>
-        <w:t>.3563982029586919:cd62376d36eed690c9e4e0c1d375286e_6a435f85e82375957630f154.6a43cf598c3aca758ed6b971.6a43cf4fdf49cfa7cb101141:Trae CN.T(2026/6/30 22:14:49)</w:t>
-      </w:r>
-    </w:p>
-    <w:p>
-      <w:pPr>
-        <w:rPr>
-          <w:rFonts w:hint="eastAsia"/>
-        </w:rPr>
-      </w:pPr>
-    </w:p>
-    <w:p>
-      <w:pPr>
-        <w:rPr>
-          <w:rFonts w:hint="eastAsia"/>
-        </w:rPr>
-      </w:pPr>
-    </w:p>
-    <w:p>
-      <w:pPr>
-        <w:rPr>
-          <w:rFonts w:hint="eastAsia"/>
-        </w:rPr>
-      </w:pPr>
-      <w:r>
-        <w:rPr>
-          <w:rFonts w:hint="eastAsia"/>
-        </w:rPr>
-        <w:t>本来我在用trae cn，</w:t>
+        <w:t>.3563982029586919:cd62376d36eed690c9e4e0c1d375286e_6a435f85e82375957630f154.6a43cf598c3aca758ed6b971.6a43cf4fdf49cfa7cb</w:t>
+      </w:r>
+      <w:proofErr w:type="gramStart"/>
+      <w:r>
+        <w:t>101141:Trae</w:t>
+      </w:r>
+      <w:proofErr w:type="gramEnd"/>
+      <w:r>
+        <w:t xml:space="preserve"> </w:t>
+      </w:r>
+      <w:proofErr w:type="gramStart"/>
+      <w:r>
+        <w:t>CN.T</w:t>
+      </w:r>
+      <w:proofErr w:type="gramEnd"/>
+      <w:r>
+        <w:t>(2026/6/30 22:14:49)</w:t>
+      </w:r>
+    </w:p>
+    <w:p>
+      <w:pPr>
+        <w:rPr>
+          <w:rFonts w:hint="eastAsia"/>
+        </w:rPr>
+      </w:pPr>
+    </w:p>
+    <w:p>
+      <w:pPr>
+        <w:rPr>
+          <w:rFonts w:hint="eastAsia"/>
+        </w:rPr>
+      </w:pPr>
+    </w:p>
+    <w:p>
+      <w:pPr>
+        <w:rPr>
+          <w:rFonts w:hint="eastAsia"/>
+        </w:rPr>
+      </w:pPr>
+      <w:r>
+        <w:rPr>
+          <w:rFonts w:hint="eastAsia"/>
+        </w:rPr>
+        <w:t>本来我在用</w:t>
+      </w:r>
+      <w:proofErr w:type="spellStart"/>
+      <w:r>
+        <w:rPr>
+          <w:rFonts w:hint="eastAsia"/>
+        </w:rPr>
+        <w:t>trae</w:t>
+      </w:r>
+      <w:proofErr w:type="spellEnd"/>
+      <w:r>
+        <w:rPr>
+          <w:rFonts w:hint="eastAsia"/>
+        </w:rPr>
+        <w:t xml:space="preserve"> </w:t>
+      </w:r>
+      <w:proofErr w:type="spellStart"/>
+      <w:r>
+        <w:rPr>
+          <w:rFonts w:hint="eastAsia"/>
+        </w:rPr>
+        <w:t>cn</w:t>
+      </w:r>
+      <w:proofErr w:type="spellEnd"/>
+      <w:r>
+        <w:rPr>
+          <w:rFonts w:hint="eastAsia"/>
+        </w:rPr>
+        <w:t>，</w:t>
       </w:r>
       <w:r>
         <w:rPr>
@@ -254,23 +299,67 @@
         <w:rPr>
           <w:rFonts w:hint="eastAsia"/>
         </w:rPr>
-        <w:t>软件一直无法启动，后来换回trae work 发现卡住的进程开始继续往前</w:t>
-      </w:r>
-      <w:r>
-        <w:rPr>
-          <w:rFonts w:hint="eastAsia"/>
-        </w:rPr>
-        <w:t>走了，很开心，果然trae work适合无开发经验的人。</w:t>
-      </w:r>
-    </w:p>
-    <w:p>
-      <w:pPr>
-        <w:rPr>
-          <w:rFonts w:hint="eastAsia"/>
-        </w:rPr>
-      </w:pPr>
-      <w:r>
-        <w:t>3563982029586919:9a180f7d116e92189c6d2362ca4217a9_6a43d56ca06d766bb11305fa.6a43d56ea06d766bb11305fd.6a43d56ca06d766bb11305fb:TRAE Work CN.0.1.29.no_sid.no_ppe.T(2026/6/30 22:40:47)</w:t>
+        <w:t>软件一直无法启动，后来换回</w:t>
+      </w:r>
+      <w:proofErr w:type="spellStart"/>
+      <w:r>
+        <w:rPr>
+          <w:rFonts w:hint="eastAsia"/>
+        </w:rPr>
+        <w:t>trae</w:t>
+      </w:r>
+      <w:proofErr w:type="spellEnd"/>
+      <w:r>
+        <w:rPr>
+          <w:rFonts w:hint="eastAsia"/>
+        </w:rPr>
+        <w:t xml:space="preserve"> work 发现卡住的进程开始继续往前</w:t>
+      </w:r>
+      <w:r>
+        <w:rPr>
+          <w:rFonts w:hint="eastAsia"/>
+        </w:rPr>
+        <w:t>走了，很开心，果然</w:t>
+      </w:r>
+      <w:proofErr w:type="spellStart"/>
+      <w:r>
+        <w:rPr>
+          <w:rFonts w:hint="eastAsia"/>
+        </w:rPr>
+        <w:t>trae</w:t>
+      </w:r>
+      <w:proofErr w:type="spellEnd"/>
+      <w:r>
+        <w:rPr>
+          <w:rFonts w:hint="eastAsia"/>
+        </w:rPr>
+        <w:t xml:space="preserve"> work适合无开发经验的人。</w:t>
+      </w:r>
+    </w:p>
+    <w:p>
+      <w:pPr>
+        <w:rPr>
+          <w:rFonts w:hint="eastAsia"/>
+        </w:rPr>
+      </w:pPr>
+      <w:r>
+        <w:t>3563982029586919:9a180f7d116e92189c6d2362ca4217a9_6a43d56ca06d766bb11305fa.6a43d56ea06d766bb11305fd.6a43d56ca06d766bb11305</w:t>
+      </w:r>
+      <w:proofErr w:type="gramStart"/>
+      <w:r>
+        <w:t>fb:TRAE</w:t>
+      </w:r>
+      <w:proofErr w:type="gramEnd"/>
+      <w:r>
+        <w:t xml:space="preserve"> Work CN.0.1.29.no_sid.no_</w:t>
+      </w:r>
+      <w:proofErr w:type="gramStart"/>
+      <w:r>
+        <w:t>ppe.T</w:t>
+      </w:r>
+      <w:proofErr w:type="gramEnd"/>
+      <w:r>
+        <w:t>(2026/6/30 22:40:47)</w:t>
       </w:r>
     </w:p>
     <w:p>
@@ -296,83 +385,283 @@
         <w:rPr>
           <w:rFonts w:hint="eastAsia"/>
         </w:rPr>
-        <w:t>，因此我让trae work帮我重新设计了模块分区，及导航架构，初步符合app的设计逻辑。从此开始进入app的逻辑细化。</w:t>
-      </w:r>
-    </w:p>
-    <w:p>
-      <w:pPr>
-        <w:rPr>
-          <w:rFonts w:hint="eastAsia"/>
-        </w:rPr>
-      </w:pPr>
-      <w:r>
-        <w:t>3563982029586919:dd45ee2b6c6f2d25099d2f4f86085742_6a450c9822a7cb0ca67d946a.6a451327a4b0dda128e59a9c.6a451320a4b0dda128e59a9a:TRAE Work CN.0.1.29.no_sid.no_ppe.T(2026/7/1 21:16:23)</w:t>
-      </w:r>
-    </w:p>
-    <w:p>
-      <w:pPr>
-        <w:rPr>
-          <w:rFonts w:hint="eastAsia"/>
-        </w:rPr>
-      </w:pPr>
-      <w:r>
-        <w:lastRenderedPageBreak/>
-        <w:t>3563982029586919:91098d01e38a003e8b14aaccbfe65ea6_6a450c9822a7cb0ca67d946a.6a4513cfa4b0dda128e59ade.6a4513cea4b0dda128e59adc:TRAE Work CN.0.1.29.no_sid.no_ppe.T(2026/7/1 21:19:11)</w:t>
-      </w:r>
-    </w:p>
-    <w:p>
-      <w:pPr>
-        <w:rPr>
-          <w:rFonts w:hint="eastAsia"/>
-        </w:rPr>
-      </w:pPr>
-    </w:p>
-    <w:p>
-      <w:pPr>
-        <w:rPr>
-          <w:rFonts w:hint="eastAsia"/>
-        </w:rPr>
-      </w:pPr>
-      <w:r>
-        <w:rPr>
-          <w:rFonts w:hint="eastAsia"/>
-        </w:rPr>
-        <w:t>UI及交互完成大致完成后，我让进行trae work帮我进行app的构建。</w:t>
-      </w:r>
-    </w:p>
-    <w:p>
-      <w:pPr>
-        <w:rPr>
-          <w:rFonts w:hint="eastAsia"/>
-        </w:rPr>
-      </w:pPr>
-      <w:r>
-        <w:t>3563982029586919:844f116d9a35f7a634c4c36f91c874a8_6a4a029f285088a98fd3353a.6a4a029f285088a98fd3353d.6a4a029f285088a98fd3353b:TRAE Work CN.0.1.29.no_sid.no_ppe.T(2026/7/5 15:07:11)</w:t>
-      </w:r>
-    </w:p>
-    <w:p>
-      <w:pPr>
-        <w:rPr>
-          <w:rFonts w:hint="eastAsia"/>
-        </w:rPr>
-      </w:pPr>
-    </w:p>
-    <w:p>
-      <w:pPr>
-        <w:rPr>
-          <w:rFonts w:hint="eastAsia"/>
-        </w:rPr>
-      </w:pPr>
-      <w:r>
-        <w:rPr>
-          <w:rFonts w:hint="eastAsia"/>
-        </w:rPr>
-        <w:t>UI设计的比较合理了，但是我发现构建从app到能够使用还有有一些差距，因此我方trae开始测试构建的app，并修复bug。但是还不够，还需要由人进行主动引导</w:t>
-      </w:r>
-    </w:p>
-    <w:p>
-      <w:r>
-        <w:t>3563982029586919:86caab641896065bdb96d7304b02afd6_6a4a029f285088a98fd3353a.6a4b7ae89dd81f9d1cf47e72.6a4b7ae79dd81f9d1cf47e70:TRAE Work CN.0.1.29.no_sid.no_ppe.T(2026/7/6 17:52:40)</w:t>
+        <w:t>，因此我让</w:t>
+      </w:r>
+      <w:proofErr w:type="spellStart"/>
+      <w:r>
+        <w:rPr>
+          <w:rFonts w:hint="eastAsia"/>
+        </w:rPr>
+        <w:t>trae</w:t>
+      </w:r>
+      <w:proofErr w:type="spellEnd"/>
+      <w:r>
+        <w:rPr>
+          <w:rFonts w:hint="eastAsia"/>
+        </w:rPr>
+        <w:t xml:space="preserve"> work帮我重新设计了模块分区，及导航架构，初步符合app的设计逻辑。从此开始进入app的逻辑细化。</w:t>
+      </w:r>
+    </w:p>
+    <w:p>
+      <w:pPr>
+        <w:rPr>
+          <w:rFonts w:hint="eastAsia"/>
+        </w:rPr>
+      </w:pPr>
+      <w:r>
+        <w:t>3563982029586919:dd45ee2b6c6f2d25099d2f4f86085742_6a450c9822a7cb0ca67d946a.6a451327a4b0dda128e59a9c.6a451320a4b0dda128e59a9</w:t>
+      </w:r>
+      <w:proofErr w:type="gramStart"/>
+      <w:r>
+        <w:t>a:TRAE</w:t>
+      </w:r>
+      <w:proofErr w:type="gramEnd"/>
+      <w:r>
+        <w:t xml:space="preserve"> Work CN.0.1.29.no_sid.no_</w:t>
+      </w:r>
+      <w:proofErr w:type="gramStart"/>
+      <w:r>
+        <w:t>ppe.T</w:t>
+      </w:r>
+      <w:proofErr w:type="gramEnd"/>
+      <w:r>
+        <w:t>(2026/7/1 21:16:23)</w:t>
+      </w:r>
+    </w:p>
+    <w:p>
+      <w:pPr>
+        <w:rPr>
+          <w:rFonts w:hint="eastAsia"/>
+        </w:rPr>
+      </w:pPr>
+    </w:p>
+    <w:p>
+      <w:pPr>
+        <w:rPr>
+          <w:rFonts w:hint="eastAsia"/>
+        </w:rPr>
+      </w:pPr>
+      <w:r>
+        <w:rPr>
+          <w:rFonts w:hint="eastAsia"/>
+        </w:rPr>
+        <w:t>UI及交互完成大致完成后，我让进行</w:t>
+      </w:r>
+      <w:proofErr w:type="spellStart"/>
+      <w:r>
+        <w:rPr>
+          <w:rFonts w:hint="eastAsia"/>
+        </w:rPr>
+        <w:t>trae</w:t>
+      </w:r>
+      <w:proofErr w:type="spellEnd"/>
+      <w:r>
+        <w:rPr>
+          <w:rFonts w:hint="eastAsia"/>
+        </w:rPr>
+        <w:t xml:space="preserve"> work帮我进行app的构建。</w:t>
+      </w:r>
+    </w:p>
+    <w:p>
+      <w:pPr>
+        <w:rPr>
+          <w:rFonts w:hint="eastAsia"/>
+        </w:rPr>
+      </w:pPr>
+      <w:r>
+        <w:t>3563982029586919:844f116d9a35f7a634c4c36f91c874a8_6a4a029f285088a98fd3353a.6a4a029f285088a98fd3353d.6a4a029f285088a98fd3353</w:t>
+      </w:r>
+      <w:proofErr w:type="gramStart"/>
+      <w:r>
+        <w:t>b:TRAE</w:t>
+      </w:r>
+      <w:proofErr w:type="gramEnd"/>
+      <w:r>
+        <w:t xml:space="preserve"> Work CN.0.1.29.no_sid.no_</w:t>
+      </w:r>
+      <w:proofErr w:type="gramStart"/>
+      <w:r>
+        <w:t>ppe.T</w:t>
+      </w:r>
+      <w:proofErr w:type="gramEnd"/>
+      <w:r>
+        <w:t>(2026/7/5 15:07:11)</w:t>
+      </w:r>
+    </w:p>
+    <w:p>
+      <w:pPr>
+        <w:rPr>
+          <w:rFonts w:hint="eastAsia"/>
+        </w:rPr>
+      </w:pPr>
+    </w:p>
+    <w:p>
+      <w:pPr>
+        <w:rPr>
+          <w:rFonts w:hint="eastAsia"/>
+        </w:rPr>
+      </w:pPr>
+      <w:r>
+        <w:rPr>
+          <w:rFonts w:hint="eastAsia"/>
+        </w:rPr>
+        <w:t>UI设计的比较合理了，但是我发现构建从app到能够使用还有有一些差距，因此我方</w:t>
+      </w:r>
+      <w:proofErr w:type="spellStart"/>
+      <w:r>
+        <w:rPr>
+          <w:rFonts w:hint="eastAsia"/>
+        </w:rPr>
+        <w:t>trae</w:t>
+      </w:r>
+      <w:proofErr w:type="spellEnd"/>
+      <w:r>
+        <w:rPr>
+          <w:rFonts w:hint="eastAsia"/>
+        </w:rPr>
+        <w:t>开始测试构建的app，并修复bug。但是还不够，还需要由人进行主动引导</w:t>
+      </w:r>
+    </w:p>
+    <w:p>
+      <w:pPr>
+        <w:rPr>
+          <w:rFonts w:hint="eastAsia"/>
+        </w:rPr>
+      </w:pPr>
+      <w:r>
+        <w:t>3563982029586919:86caab641896065bdb96d7304b02afd6_6a4a029f285088a98fd3353a.6a4b7ae89dd81f9d1cf47e72.6a4b7ae79dd81f9d1cf47e</w:t>
+      </w:r>
+      <w:proofErr w:type="gramStart"/>
+      <w:r>
+        <w:t>70:TRAE</w:t>
+      </w:r>
+      <w:proofErr w:type="gramEnd"/>
+      <w:r>
+        <w:t xml:space="preserve"> Work CN.0.1.29.no_sid.no_</w:t>
+      </w:r>
+      <w:proofErr w:type="gramStart"/>
+      <w:r>
+        <w:t>ppe.T</w:t>
+      </w:r>
+      <w:proofErr w:type="gramEnd"/>
+      <w:r>
+        <w:t>(2026/7/6 17:52:40)</w:t>
+      </w:r>
+    </w:p>
+    <w:p>
+      <w:pPr>
+        <w:rPr>
+          <w:rFonts w:hint="eastAsia"/>
+        </w:rPr>
+      </w:pPr>
+    </w:p>
+    <w:p>
+      <w:pPr>
+        <w:rPr>
+          <w:rFonts w:hint="eastAsia"/>
+        </w:rPr>
+      </w:pPr>
+      <w:r>
+        <w:rPr>
+          <w:rFonts w:hint="eastAsia"/>
+        </w:rPr>
+        <w:t>之前思路有些偏移，应该先让其帮我生产UI的详细设计文档，并根据文档来指导前端页面的生成，这样设计结构就应该不会有很大偏差</w:t>
+      </w:r>
+    </w:p>
+    <w:p>
+      <w:proofErr w:type="gramStart"/>
+      <w:r>
+        <w:t>3563982029586919:fb</w:t>
+      </w:r>
+      <w:proofErr w:type="gramEnd"/>
+      <w:r>
+        <w:t>39a194a5e4528a9e2a48fb0ee304e2_6a4a029f285088a98fd3353a.6a4cc4a2062c0ad3067517d1.6a4cc4a2062c0ad3067517</w:t>
+      </w:r>
+      <w:proofErr w:type="gramStart"/>
+      <w:r>
+        <w:t>cf:TRAE</w:t>
+      </w:r>
+      <w:proofErr w:type="gramEnd"/>
+      <w:r>
+        <w:t xml:space="preserve"> Work CN.0.1.30.no_sid.no_</w:t>
+      </w:r>
+      <w:proofErr w:type="gramStart"/>
+      <w:r>
+        <w:t>ppe.T</w:t>
+      </w:r>
+      <w:proofErr w:type="gramEnd"/>
+      <w:r>
+        <w:t>(2026/7/7 17:19:30)</w:t>
+      </w:r>
+    </w:p>
+    <w:p>
+      <w:pPr>
+        <w:rPr>
+          <w:rFonts w:hint="eastAsia"/>
+        </w:rPr>
+      </w:pPr>
+    </w:p>
+    <w:p>
+      <w:pPr>
+        <w:rPr>
+          <w:rFonts w:hint="eastAsia"/>
+        </w:rPr>
+      </w:pPr>
+      <w:r>
+        <w:rPr>
+          <w:rFonts w:hint="eastAsia"/>
+        </w:rPr>
+        <w:t>想到可以在问一下分析用户问题</w:t>
+      </w:r>
+      <w:r>
+        <w:rPr>
+          <w:rFonts w:hint="eastAsia"/>
+        </w:rPr>
+        <w:t>意图</w:t>
+      </w:r>
+      <w:r>
+        <w:rPr>
+          <w:rFonts w:hint="eastAsia"/>
+        </w:rPr>
+        <w:t>，并</w:t>
+      </w:r>
+      <w:r>
+        <w:rPr>
+          <w:rFonts w:hint="eastAsia"/>
+        </w:rPr>
+        <w:t>进行回答</w:t>
+      </w:r>
+      <w:r>
+        <w:rPr>
+          <w:rFonts w:hint="eastAsia"/>
+        </w:rPr>
+        <w:t>，使其更加智能</w:t>
+      </w:r>
+    </w:p>
+    <w:p>
+      <w:pPr>
+        <w:rPr>
+          <w:rFonts w:hint="eastAsia"/>
+        </w:rPr>
+      </w:pPr>
+      <w:r>
+        <w:t>3563982029586919:937f010958f0bb6409610c9843b35cb2_6a4a029f285088a98fd3353a.6a4cef3f446fa505a726beaf.6a4cef3e446fa505a726</w:t>
+      </w:r>
+      <w:proofErr w:type="gramStart"/>
+      <w:r>
+        <w:t>bead:TRAE</w:t>
+      </w:r>
+      <w:proofErr w:type="gramEnd"/>
+      <w:r>
+        <w:t xml:space="preserve"> Work CN.0.1.34.no_sid.no_</w:t>
+      </w:r>
+      <w:proofErr w:type="gramStart"/>
+      <w:r>
+        <w:t>ppe.T</w:t>
+      </w:r>
+      <w:proofErr w:type="gramEnd"/>
+      <w:r>
+        <w:t>(2026/7/7 20:21:19)</w:t>
       </w:r>
     </w:p>
     <w:p/>
@@ -386,17 +675,284 @@
         <w:rPr>
           <w:rFonts w:hint="eastAsia"/>
         </w:rPr>
-        <w:t>之前思路有些偏移，应该先让其帮我生产UI的详细设计文档，并根据文档来指导前端页面的生成，这样设计结构就应该不会有很大偏差</w:t>
-      </w:r>
-    </w:p>
-    <w:p>
-      <w:pPr>
-        <w:rPr>
-          <w:rFonts w:hint="eastAsia"/>
-        </w:rPr>
-      </w:pPr>
-      <w:r>
-        <w:t>3563982029586919:fb39a194a5e4528a9e2a48fb0ee304e2_6a4a029f285088a98fd3353a.6a4cc4a2062c0ad3067517d1.6a4cc4a2062c0ad3067517cf:TRAE Work CN.0.1.30.no_sid.no_ppe.T(2026/7/7 17:19:30)</w:t>
+        <w:t>想到可以加入</w:t>
+      </w:r>
+      <w:r>
+        <w:t>意图识别功能</w:t>
+      </w:r>
+      <w:r>
+        <w:rPr>
+          <w:rFonts w:hint="eastAsia"/>
+        </w:rPr>
+        <w:t>，希望实现</w:t>
+      </w:r>
+      <w:r>
+        <w:t>渐进式自学习机制</w:t>
+      </w:r>
+      <w:r>
+        <w:rPr>
+          <w:rFonts w:hint="eastAsia"/>
+        </w:rPr>
+        <w:t>，使其在使用过程中更加适合用户生活记录习惯，后续也对其进行了完善</w:t>
+      </w:r>
+    </w:p>
+    <w:p>
+      <w:r>
+        <w:t>3563982029586919:01484c866601feb71def7fb329d6411f_6a4e3d8af2ad1db341de8c69.6a4e753df2ad1db341de9188.6a4e753df2ad1db341de</w:t>
+      </w:r>
+      <w:proofErr w:type="gramStart"/>
+      <w:r>
+        <w:t>9186:TRAE</w:t>
+      </w:r>
+      <w:proofErr w:type="gramEnd"/>
+      <w:r>
+        <w:t xml:space="preserve"> Work CN.0.1.34.no_sid.no_</w:t>
+      </w:r>
+      <w:proofErr w:type="gramStart"/>
+      <w:r>
+        <w:t>ppe.T</w:t>
+      </w:r>
+      <w:proofErr w:type="gramEnd"/>
+      <w:r>
+        <w:t>(2026/7/9 00:05:17)</w:t>
+      </w:r>
+    </w:p>
+    <w:p>
+      <w:pPr>
+        <w:rPr>
+          <w:rFonts w:hint="eastAsia"/>
+        </w:rPr>
+      </w:pPr>
+    </w:p>
+    <w:p>
+      <w:pPr>
+        <w:rPr>
+          <w:rFonts w:hint="eastAsia"/>
+        </w:rPr>
+      </w:pPr>
+      <w:r>
+        <w:rPr>
+          <w:rFonts w:hint="eastAsia"/>
+        </w:rPr>
+        <w:t>由于是我给了UI然后进行前端的设计，感觉界面不是自己想要的，后续发现可以迁移，让</w:t>
+      </w:r>
+      <w:proofErr w:type="spellStart"/>
+      <w:r>
+        <w:rPr>
+          <w:rFonts w:hint="eastAsia"/>
+        </w:rPr>
+        <w:t>trae</w:t>
+      </w:r>
+      <w:proofErr w:type="spellEnd"/>
+      <w:r>
+        <w:rPr>
+          <w:rFonts w:hint="eastAsia"/>
+        </w:rPr>
+        <w:t>帮我进行了迁移</w:t>
+      </w:r>
+    </w:p>
+    <w:p>
+      <w:pPr>
+        <w:rPr>
+          <w:rFonts w:hint="eastAsia"/>
+        </w:rPr>
+      </w:pPr>
+      <w:r>
+        <w:t>3563982029586919:3358eb6c063213ce9ef2c20513725aa7_6a4e3d8af2ad1db341de8c69.6a4f20f1f2ad1db341de96ce.6a4f20f0f2ad1db341de96</w:t>
+      </w:r>
+      <w:proofErr w:type="gramStart"/>
+      <w:r>
+        <w:t>cc:TRAE</w:t>
+      </w:r>
+      <w:proofErr w:type="gramEnd"/>
+      <w:r>
+        <w:t xml:space="preserve"> Work CN.0.1.34.no_sid.no_</w:t>
+      </w:r>
+      <w:proofErr w:type="gramStart"/>
+      <w:r>
+        <w:t>ppe.T</w:t>
+      </w:r>
+      <w:proofErr w:type="gramEnd"/>
+      <w:r>
+        <w:t>(2026/7/9 12:17:53)</w:t>
+      </w:r>
+    </w:p>
+    <w:p/>
+    <w:p>
+      <w:pPr>
+        <w:rPr>
+          <w:rFonts w:hint="eastAsia"/>
+        </w:rPr>
+      </w:pPr>
+      <w:r>
+        <w:rPr>
+          <w:rFonts w:hint="eastAsia"/>
+        </w:rPr>
+        <w:t>给出了</w:t>
+      </w:r>
+      <w:r>
+        <w:t>可落地的逐步减少大模型、适配用户习惯的方法</w:t>
+      </w:r>
+      <w:r>
+        <w:rPr>
+          <w:rFonts w:hint="eastAsia"/>
+        </w:rPr>
+        <w:t>建议，并在后续帮我进行了设计</w:t>
+      </w:r>
+    </w:p>
+    <w:p>
+      <w:r>
+        <w:t>3563982029586919:05af2754f6c85388b04ce6175cab9bce_6a4f95bb6d8217c4c94edbaa.6a524c32fcaec92874322ba8.6a524c31fcaec92874322ba</w:t>
+      </w:r>
+      <w:proofErr w:type="gramStart"/>
+      <w:r>
+        <w:t>6:TRAE</w:t>
+      </w:r>
+      <w:proofErr w:type="gramEnd"/>
+      <w:r>
+        <w:t xml:space="preserve"> Work CN.0.1.34.no_sid.no_</w:t>
+      </w:r>
+      <w:proofErr w:type="gramStart"/>
+      <w:r>
+        <w:t>ppe.T</w:t>
+      </w:r>
+      <w:proofErr w:type="gramEnd"/>
+      <w:r>
+        <w:t>(2026/7/11 21:59:14)</w:t>
+      </w:r>
+    </w:p>
+    <w:p/>
+    <w:p>
+      <w:pPr>
+        <w:rPr>
+          <w:rFonts w:hint="eastAsia"/>
+        </w:rPr>
+      </w:pPr>
+      <w:r>
+        <w:rPr>
+          <w:rFonts w:hint="eastAsia"/>
+        </w:rPr>
+        <w:t>测试后发现</w:t>
+      </w:r>
+      <w:proofErr w:type="gramStart"/>
+      <w:r>
+        <w:rPr>
+          <w:rFonts w:hint="eastAsia"/>
+        </w:rPr>
+        <w:t>事程状态</w:t>
+      </w:r>
+      <w:proofErr w:type="gramEnd"/>
+      <w:r>
+        <w:rPr>
+          <w:rFonts w:hint="eastAsia"/>
+        </w:rPr>
+        <w:t>触发逻辑有问题，通过询问帮我找出并修复了问题</w:t>
+      </w:r>
+    </w:p>
+    <w:p>
+      <w:proofErr w:type="gramStart"/>
+      <w:r>
+        <w:t>3563982029586919:cdbc</w:t>
+      </w:r>
+      <w:proofErr w:type="gramEnd"/>
+      <w:r>
+        <w:t>8285abff30ca8a25d324beb87f09_6a4f95bb6d8217c4c94edbaa.6a53270cfcaec92874322f6f.6a53270cfcaec92874322f6</w:t>
+      </w:r>
+      <w:proofErr w:type="gramStart"/>
+      <w:r>
+        <w:t>d:TRAE</w:t>
+      </w:r>
+      <w:proofErr w:type="gramEnd"/>
+      <w:r>
+        <w:t xml:space="preserve"> Work CN.0.1.34.no_sid.no_</w:t>
+      </w:r>
+      <w:proofErr w:type="gramStart"/>
+      <w:r>
+        <w:t>ppe.T</w:t>
+      </w:r>
+      <w:proofErr w:type="gramEnd"/>
+      <w:r>
+        <w:t>(2026/7/12 13:33:00)</w:t>
+      </w:r>
+    </w:p>
+    <w:p/>
+    <w:p>
+      <w:pPr>
+        <w:rPr>
+          <w:rFonts w:hint="eastAsia"/>
+        </w:rPr>
+      </w:pPr>
+      <w:r>
+        <w:rPr>
+          <w:rFonts w:hint="eastAsia"/>
+        </w:rPr>
+        <w:t>感觉意图训练模型那</w:t>
+      </w:r>
+      <w:proofErr w:type="gramStart"/>
+      <w:r>
+        <w:rPr>
+          <w:rFonts w:hint="eastAsia"/>
+        </w:rPr>
+        <w:t>块还有</w:t>
+      </w:r>
+      <w:proofErr w:type="gramEnd"/>
+      <w:r>
+        <w:rPr>
+          <w:rFonts w:hint="eastAsia"/>
+        </w:rPr>
+        <w:t>不太容易理解，让</w:t>
+      </w:r>
+      <w:proofErr w:type="spellStart"/>
+      <w:r>
+        <w:rPr>
+          <w:rFonts w:hint="eastAsia"/>
+        </w:rPr>
+        <w:t>trae</w:t>
+      </w:r>
+      <w:proofErr w:type="spellEnd"/>
+      <w:r>
+        <w:rPr>
+          <w:rFonts w:hint="eastAsia"/>
+        </w:rPr>
+        <w:t xml:space="preserve"> work帮我重新设计了一下，后续进行了优化，至此</w:t>
+      </w:r>
+      <w:r>
+        <w:rPr>
+          <w:rFonts w:hint="eastAsia"/>
+        </w:rPr>
+        <w:t>感觉</w:t>
+      </w:r>
+      <w:r>
+        <w:rPr>
+          <w:rFonts w:hint="eastAsia"/>
+        </w:rPr>
+        <w:t>项目基本成型。</w:t>
+      </w:r>
+    </w:p>
+    <w:p>
+      <w:pPr>
+        <w:rPr>
+          <w:rFonts w:hint="eastAsia"/>
+        </w:rPr>
+      </w:pPr>
+      <w:r>
+        <w:t>3563982029586919:983e212db0a656c449c76862b4a52c0e_6a4f95bb6d8217c4c94edbaa.6a536462fcaec9287432375c.6a536461fcaec9287432375</w:t>
+      </w:r>
+      <w:proofErr w:type="gramStart"/>
+      <w:r>
+        <w:t>a:TRAE</w:t>
+      </w:r>
+      <w:proofErr w:type="gramEnd"/>
+      <w:r>
+        <w:t xml:space="preserve"> Work CN.0.1.34.no_sid.no_</w:t>
+      </w:r>
+      <w:proofErr w:type="gramStart"/>
+      <w:r>
+        <w:t>ppe.T</w:t>
+      </w:r>
+      <w:proofErr w:type="gramEnd"/>
+      <w:r>
+        <w:t>(2026/7/12 17:54:42)</w:t>
       </w:r>
     </w:p>
     <w:sectPr>
@@ -917,7 +1473,6 @@
     <w:next w:val="a"/>
     <w:link w:val="30"/>
     <w:uiPriority w:val="9"/>
-    <w:semiHidden/>
     <w:unhideWhenUsed/>
     <w:qFormat/>
     <w:rsid w:val="00A14155"/>
@@ -1069,7 +1624,6 @@
   <w:style w:type="character" w:default="1" w:styleId="a0">
     <w:name w:val="Default Paragraph Font"/>
     <w:uiPriority w:val="1"/>
-    <w:semiHidden/>
     <w:unhideWhenUsed/>
   </w:style>
   <w:style w:type="table" w:default="1" w:styleId="a1">
@@ -1125,7 +1679,6 @@
     <w:basedOn w:val="a0"/>
     <w:link w:val="3"/>
     <w:uiPriority w:val="9"/>
-    <w:semiHidden/>
     <w:rsid w:val="00A14155"/>
     <w:rPr>
       <w:rFonts w:asciiTheme="majorHAnsi" w:eastAsiaTheme="majorEastAsia" w:hAnsiTheme="majorHAnsi" w:cstheme="majorBidi"/>

--- a/doc/trea设计实现引导流程/2.id时间线记录及思路.docx
+++ b/doc/trea设计实现引导流程/2.id时间线记录及思路.docx
@@ -3,955 +3,1971 @@
 <w:document xmlns:wpc="http://schemas.microsoft.com/office/word/2010/wordprocessingCanvas" xmlns:cx="http://schemas.microsoft.com/office/drawing/2014/chartex" xmlns:cx1="http://schemas.microsoft.com/office/drawing/2015/9/8/chartex" xmlns:cx2="http://schemas.microsoft.com/office/drawing/2015/10/21/chartex" xmlns:cx3="http://schemas.microsoft.com/office/drawing/2016/5/9/chartex" xmlns:cx4="http://schemas.microsoft.com/office/drawing/2016/5/10/chartex" xmlns:cx5="http://schemas.microsoft.com/office/drawing/2016/5/11/chartex" xmlns:cx6="http://schemas.microsoft.com/office/drawing/2016/5/12/chartex" xmlns:cx7="http://schemas.microsoft.com/office/drawing/2016/5/13/chartex" xmlns:cx8="http://schemas.microsoft.com/office/drawing/2016/5/14/chartex" xmlns:mc="http://schemas.openxmlformats.org/markup-compatibility/2006" xmlns:aink="http://schemas.microsoft.com/office/drawing/2016/ink" xmlns:am3d="http://schemas.microsoft.com/office/drawing/2017/model3d" xmlns:o="urn:schemas-microsoft-com:office:office" xmlns:oel="http://schemas.microsoft.com/office/2019/extlst" xmlns:r="http://schemas.openxmlformats.org/officeDocument/2006/relationships" xmlns:m="http://schemas.openxmlformats.org/officeDocument/2006/math" xmlns:v="urn:schemas-microsoft-com:vml" xmlns:wp14="http://schemas.microsoft.com/office/word/2010/wordprocessingDrawing" xmlns:wp="http://schemas.openxmlformats.org/drawingml/2006/wordprocessingDrawing" xmlns:w10="urn:schemas-microsoft-com:office:word" xmlns:w="http://schemas.openxmlformats.org/wordprocessingml/2006/main" xmlns:w14="http://schemas.microsoft.com/office/word/2010/wordml" xmlns:w15="http://schemas.microsoft.com/office/word/2012/wordml" xmlns:w16cex="http://schemas.microsoft.com/office/word/2018/wordml/cex" xmlns:w16cid="http://schemas.microsoft.com/office/word/2016/wordml/cid" xmlns:w16="http://schemas.microsoft.com/office/word/2018/wordml" xmlns:w16du="http://schemas.microsoft.com/office/word/2023/wordml/word16du" xmlns:w16sdtdh="http://schemas.microsoft.com/office/word/2020/wordml/sdtdatahash" xmlns:w16sdtfl="http://schemas.microsoft.com/office/word/2024/wordml/sdtformatlock" xmlns:w16se="http://schemas.microsoft.com/office/word/2015/wordml/symex" xmlns:wpg="http://schemas.microsoft.com/office/word/2010/wordprocessingGroup" xmlns:wpi="http://schemas.microsoft.com/office/word/2010/wordprocessingInk" xmlns:wne="http://schemas.microsoft.com/office/word/2006/wordml" xmlns:wps="http://schemas.microsoft.com/office/word/2010/wordprocessingShape" mc:Ignorable="w14 w15 w16se w16cid w16 w16cex w16sdtdh w16sdtfl w16du wp14">
   <w:body>
     <w:p>
-      <w:r>
-        <w:rPr>
-          <w:rFonts w:hint="eastAsia"/>
+      <w:pPr>
+        <w:pStyle w:val="a9"/>
+        <w:numPr>
+          <w:ilvl w:val="0"/>
+          <w:numId w:val="1"/>
+        </w:numPr>
+        <w:wordWrap w:val="0"/>
+        <w:spacing w:line="360" w:lineRule="auto"/>
+        <w:ind w:left="0" w:firstLineChars="200" w:firstLine="480"/>
+        <w:rPr>
+          <w:rFonts w:ascii="Times New Roman" w:eastAsia="宋体" w:hAnsi="Times New Roman" w:cs="Times New Roman"/>
+          <w:sz w:val="24"/>
+          <w:szCs w:val="24"/>
+        </w:rPr>
+      </w:pPr>
+      <w:r>
+        <w:rPr>
+          <w:rFonts w:ascii="Times New Roman" w:eastAsia="宋体" w:hAnsi="Times New Roman" w:cs="Times New Roman"/>
+          <w:sz w:val="24"/>
+          <w:szCs w:val="24"/>
         </w:rPr>
         <w:t>这个项目的最初计划</w:t>
       </w:r>
     </w:p>
     <w:p>
-      <w:r>
+      <w:pPr>
+        <w:wordWrap w:val="0"/>
+        <w:spacing w:line="360" w:lineRule="auto"/>
+        <w:ind w:firstLineChars="200" w:firstLine="480"/>
+        <w:rPr>
+          <w:rFonts w:ascii="Times New Roman" w:eastAsia="宋体" w:hAnsi="Times New Roman" w:cs="Times New Roman"/>
+          <w:sz w:val="24"/>
+          <w:szCs w:val="24"/>
+        </w:rPr>
+      </w:pPr>
+      <w:r>
+        <w:rPr>
+          <w:rFonts w:ascii="Times New Roman" w:eastAsia="宋体" w:hAnsi="Times New Roman" w:cs="Times New Roman"/>
+          <w:sz w:val="24"/>
+          <w:szCs w:val="24"/>
+        </w:rPr>
         <w:t>3563982029586919:20e3ad023e761c4affd65465d6a95cfd_6a32a9fea96ef5bcde9709f7.6a32aa00a96ef5bcde9709fa.6a32a9fea96ef5bcde9709f</w:t>
       </w:r>
       <w:proofErr w:type="gramStart"/>
       <w:r>
+        <w:rPr>
+          <w:rFonts w:ascii="Times New Roman" w:eastAsia="宋体" w:hAnsi="Times New Roman" w:cs="Times New Roman"/>
+          <w:sz w:val="24"/>
+          <w:szCs w:val="24"/>
+        </w:rPr>
         <w:t>8:TRAE</w:t>
       </w:r>
       <w:proofErr w:type="gramEnd"/>
       <w:r>
+        <w:rPr>
+          <w:rFonts w:ascii="Times New Roman" w:eastAsia="宋体" w:hAnsi="Times New Roman" w:cs="Times New Roman"/>
+          <w:sz w:val="24"/>
+          <w:szCs w:val="24"/>
+        </w:rPr>
         <w:t xml:space="preserve"> Work CN.0.1.34.no_sid.no_</w:t>
       </w:r>
       <w:proofErr w:type="gramStart"/>
       <w:r>
+        <w:rPr>
+          <w:rFonts w:ascii="Times New Roman" w:eastAsia="宋体" w:hAnsi="Times New Roman" w:cs="Times New Roman"/>
+          <w:sz w:val="24"/>
+          <w:szCs w:val="24"/>
+        </w:rPr>
         <w:t>ppe.T</w:t>
       </w:r>
       <w:proofErr w:type="gramEnd"/>
       <w:r>
+        <w:rPr>
+          <w:rFonts w:ascii="Times New Roman" w:eastAsia="宋体" w:hAnsi="Times New Roman" w:cs="Times New Roman"/>
+          <w:sz w:val="24"/>
+          <w:szCs w:val="24"/>
+        </w:rPr>
         <w:t>(2026/6/17 22:06:56)</w:t>
       </w:r>
     </w:p>
-    <w:p/>
-    <w:p>
-      <w:pPr>
-        <w:rPr>
-          <w:rFonts w:hint="eastAsia"/>
-        </w:rPr>
-      </w:pPr>
-      <w:r>
-        <w:rPr>
-          <w:rFonts w:hint="eastAsia"/>
+    <w:p>
+      <w:pPr>
+        <w:wordWrap w:val="0"/>
+        <w:spacing w:line="360" w:lineRule="auto"/>
+        <w:ind w:firstLineChars="200" w:firstLine="480"/>
+        <w:rPr>
+          <w:rFonts w:ascii="Times New Roman" w:eastAsia="宋体" w:hAnsi="Times New Roman" w:cs="Times New Roman"/>
+          <w:sz w:val="24"/>
+          <w:szCs w:val="24"/>
+        </w:rPr>
+      </w:pPr>
+    </w:p>
+    <w:p>
+      <w:pPr>
+        <w:pStyle w:val="a9"/>
+        <w:numPr>
+          <w:ilvl w:val="0"/>
+          <w:numId w:val="1"/>
+        </w:numPr>
+        <w:wordWrap w:val="0"/>
+        <w:spacing w:line="360" w:lineRule="auto"/>
+        <w:ind w:left="0" w:firstLineChars="200" w:firstLine="480"/>
+        <w:rPr>
+          <w:rFonts w:ascii="Times New Roman" w:eastAsia="宋体" w:hAnsi="Times New Roman" w:cs="Times New Roman"/>
+          <w:sz w:val="24"/>
+          <w:szCs w:val="24"/>
+        </w:rPr>
+      </w:pPr>
+      <w:r>
+        <w:rPr>
+          <w:rFonts w:ascii="Times New Roman" w:eastAsia="宋体" w:hAnsi="Times New Roman" w:cs="Times New Roman"/>
+          <w:sz w:val="24"/>
+          <w:szCs w:val="24"/>
         </w:rPr>
         <w:t>设计了本项目中</w:t>
       </w:r>
       <w:r>
         <w:rPr>
-          <w:rFonts w:hint="eastAsia"/>
+          <w:rFonts w:ascii="Times New Roman" w:eastAsia="宋体" w:hAnsi="Times New Roman" w:cs="Times New Roman"/>
+          <w:sz w:val="24"/>
+          <w:szCs w:val="24"/>
         </w:rPr>
         <w:t>时间线</w:t>
       </w:r>
       <w:r>
         <w:rPr>
-          <w:rFonts w:hint="eastAsia"/>
+          <w:rFonts w:ascii="Times New Roman" w:eastAsia="宋体" w:hAnsi="Times New Roman" w:cs="Times New Roman"/>
+          <w:sz w:val="24"/>
+          <w:szCs w:val="24"/>
         </w:rPr>
         <w:t>设计与显示初步逻辑</w:t>
       </w:r>
     </w:p>
     <w:p>
       <w:pPr>
-        <w:rPr>
-          <w:rFonts w:hint="eastAsia"/>
-        </w:rPr>
-      </w:pPr>
-      <w:r>
+        <w:wordWrap w:val="0"/>
+        <w:spacing w:line="360" w:lineRule="auto"/>
+        <w:ind w:firstLineChars="200" w:firstLine="480"/>
+        <w:rPr>
+          <w:rFonts w:ascii="Times New Roman" w:eastAsia="宋体" w:hAnsi="Times New Roman" w:cs="Times New Roman"/>
+          <w:sz w:val="24"/>
+          <w:szCs w:val="24"/>
+        </w:rPr>
+      </w:pPr>
+      <w:r>
+        <w:rPr>
+          <w:rFonts w:ascii="Times New Roman" w:eastAsia="宋体" w:hAnsi="Times New Roman" w:cs="Times New Roman"/>
+          <w:sz w:val="24"/>
+          <w:szCs w:val="24"/>
+        </w:rPr>
         <w:t>3563982029586919:001d420e6ec0708935878cfffa569e88_6a392d9c89892b732e46bc2e.6a3930946b6836ce0ccac3c1.6a3930947a1752c9d30522c</w:t>
       </w:r>
       <w:proofErr w:type="gramStart"/>
       <w:r>
+        <w:rPr>
+          <w:rFonts w:ascii="Times New Roman" w:eastAsia="宋体" w:hAnsi="Times New Roman" w:cs="Times New Roman"/>
+          <w:sz w:val="24"/>
+          <w:szCs w:val="24"/>
+        </w:rPr>
         <w:t>8:TRAE</w:t>
       </w:r>
       <w:proofErr w:type="gramEnd"/>
       <w:r>
+        <w:rPr>
+          <w:rFonts w:ascii="Times New Roman" w:eastAsia="宋体" w:hAnsi="Times New Roman" w:cs="Times New Roman"/>
+          <w:sz w:val="24"/>
+          <w:szCs w:val="24"/>
+        </w:rPr>
         <w:t xml:space="preserve"> Work CN.0.1.34.no_sid.no_</w:t>
       </w:r>
       <w:proofErr w:type="gramStart"/>
       <w:r>
+        <w:rPr>
+          <w:rFonts w:ascii="Times New Roman" w:eastAsia="宋体" w:hAnsi="Times New Roman" w:cs="Times New Roman"/>
+          <w:sz w:val="24"/>
+          <w:szCs w:val="24"/>
+        </w:rPr>
         <w:t>ppe.T</w:t>
       </w:r>
       <w:proofErr w:type="gramEnd"/>
       <w:r>
+        <w:rPr>
+          <w:rFonts w:ascii="Times New Roman" w:eastAsia="宋体" w:hAnsi="Times New Roman" w:cs="Times New Roman"/>
+          <w:sz w:val="24"/>
+          <w:szCs w:val="24"/>
+        </w:rPr>
         <w:t>(2026/6/22 20:55:21)</w:t>
       </w:r>
     </w:p>
     <w:p>
       <w:pPr>
-        <w:rPr>
-          <w:rFonts w:hint="eastAsia"/>
-        </w:rPr>
-      </w:pPr>
-    </w:p>
-    <w:p>
-      <w:pPr>
-        <w:rPr>
-          <w:rFonts w:hint="eastAsia"/>
-        </w:rPr>
-      </w:pPr>
-      <w:r>
-        <w:rPr>
-          <w:rFonts w:hint="eastAsia"/>
+        <w:wordWrap w:val="0"/>
+        <w:spacing w:line="360" w:lineRule="auto"/>
+        <w:ind w:firstLineChars="200" w:firstLine="480"/>
+        <w:rPr>
+          <w:rFonts w:ascii="Times New Roman" w:eastAsia="宋体" w:hAnsi="Times New Roman" w:cs="Times New Roman"/>
+          <w:sz w:val="24"/>
+          <w:szCs w:val="24"/>
+        </w:rPr>
+      </w:pPr>
+    </w:p>
+    <w:p>
+      <w:pPr>
+        <w:pStyle w:val="a9"/>
+        <w:numPr>
+          <w:ilvl w:val="0"/>
+          <w:numId w:val="1"/>
+        </w:numPr>
+        <w:wordWrap w:val="0"/>
+        <w:spacing w:line="360" w:lineRule="auto"/>
+        <w:ind w:left="0" w:firstLineChars="200" w:firstLine="480"/>
+        <w:rPr>
+          <w:rFonts w:ascii="Times New Roman" w:eastAsia="宋体" w:hAnsi="Times New Roman" w:cs="Times New Roman"/>
+          <w:sz w:val="24"/>
+          <w:szCs w:val="24"/>
+        </w:rPr>
+      </w:pPr>
+      <w:r>
+        <w:rPr>
+          <w:rFonts w:ascii="Times New Roman" w:eastAsia="宋体" w:hAnsi="Times New Roman" w:cs="Times New Roman"/>
+          <w:sz w:val="24"/>
+          <w:szCs w:val="24"/>
         </w:rPr>
         <w:t>对于计划提醒，我想到了一些问题，但是对于如何实现我没有思路，</w:t>
       </w:r>
       <w:proofErr w:type="spellStart"/>
       <w:r>
         <w:rPr>
-          <w:rFonts w:hint="eastAsia"/>
+          <w:rFonts w:ascii="Times New Roman" w:eastAsia="宋体" w:hAnsi="Times New Roman" w:cs="Times New Roman"/>
+          <w:sz w:val="24"/>
+          <w:szCs w:val="24"/>
         </w:rPr>
         <w:t>trae</w:t>
       </w:r>
       <w:proofErr w:type="spellEnd"/>
       <w:r>
         <w:rPr>
-          <w:rFonts w:hint="eastAsia"/>
-        </w:rPr>
-        <w:t xml:space="preserve"> work给出提示思路，</w:t>
-      </w:r>
-    </w:p>
-    <w:p>
-      <w:pPr>
-        <w:rPr>
-          <w:rFonts w:hint="eastAsia"/>
-        </w:rPr>
-      </w:pPr>
-      <w:r>
+          <w:rFonts w:ascii="Times New Roman" w:eastAsia="宋体" w:hAnsi="Times New Roman" w:cs="Times New Roman"/>
+          <w:sz w:val="24"/>
+          <w:szCs w:val="24"/>
+        </w:rPr>
+        <w:t xml:space="preserve"> work</w:t>
+      </w:r>
+      <w:r>
+        <w:rPr>
+          <w:rFonts w:ascii="Times New Roman" w:eastAsia="宋体" w:hAnsi="Times New Roman" w:cs="Times New Roman"/>
+          <w:sz w:val="24"/>
+          <w:szCs w:val="24"/>
+        </w:rPr>
+        <w:t>给出提示思路，</w:t>
+      </w:r>
+    </w:p>
+    <w:p>
+      <w:pPr>
+        <w:wordWrap w:val="0"/>
+        <w:spacing w:line="360" w:lineRule="auto"/>
+        <w:ind w:firstLineChars="200" w:firstLine="480"/>
+        <w:rPr>
+          <w:rFonts w:ascii="Times New Roman" w:eastAsia="宋体" w:hAnsi="Times New Roman" w:cs="Times New Roman"/>
+          <w:sz w:val="24"/>
+          <w:szCs w:val="24"/>
+        </w:rPr>
+      </w:pPr>
+      <w:r>
+        <w:rPr>
+          <w:rFonts w:ascii="Times New Roman" w:eastAsia="宋体" w:hAnsi="Times New Roman" w:cs="Times New Roman"/>
+          <w:sz w:val="24"/>
+          <w:szCs w:val="24"/>
+        </w:rPr>
         <w:t>3563982029586919:bf5a32b3ec21ee2cddddf0f5197a4018_6a392d9c89892b732e46bc2e.6a3a62ada948df3c4451115e.6a3a62ac241ef9cc760296b</w:t>
       </w:r>
       <w:proofErr w:type="gramStart"/>
       <w:r>
+        <w:rPr>
+          <w:rFonts w:ascii="Times New Roman" w:eastAsia="宋体" w:hAnsi="Times New Roman" w:cs="Times New Roman"/>
+          <w:sz w:val="24"/>
+          <w:szCs w:val="24"/>
+        </w:rPr>
         <w:t>1:TRAE</w:t>
       </w:r>
       <w:proofErr w:type="gramEnd"/>
       <w:r>
+        <w:rPr>
+          <w:rFonts w:ascii="Times New Roman" w:eastAsia="宋体" w:hAnsi="Times New Roman" w:cs="Times New Roman"/>
+          <w:sz w:val="24"/>
+          <w:szCs w:val="24"/>
+        </w:rPr>
         <w:t xml:space="preserve"> Work CN.0.1.22.no_sid.no_</w:t>
       </w:r>
       <w:proofErr w:type="gramStart"/>
       <w:r>
+        <w:rPr>
+          <w:rFonts w:ascii="Times New Roman" w:eastAsia="宋体" w:hAnsi="Times New Roman" w:cs="Times New Roman"/>
+          <w:sz w:val="24"/>
+          <w:szCs w:val="24"/>
+        </w:rPr>
         <w:t>ppe.T</w:t>
       </w:r>
       <w:proofErr w:type="gramEnd"/>
       <w:r>
+        <w:rPr>
+          <w:rFonts w:ascii="Times New Roman" w:eastAsia="宋体" w:hAnsi="Times New Roman" w:cs="Times New Roman"/>
+          <w:sz w:val="24"/>
+          <w:szCs w:val="24"/>
+        </w:rPr>
         <w:t>(2026/6/23 18:40:45)</w:t>
       </w:r>
     </w:p>
     <w:p>
       <w:pPr>
-        <w:rPr>
-          <w:rFonts w:hint="eastAsia"/>
-        </w:rPr>
-      </w:pPr>
-    </w:p>
-    <w:p>
-      <w:pPr>
-        <w:rPr>
-          <w:rFonts w:hint="eastAsia"/>
-        </w:rPr>
-      </w:pPr>
-      <w:r>
-        <w:rPr>
-          <w:rFonts w:hint="eastAsia"/>
+        <w:wordWrap w:val="0"/>
+        <w:spacing w:line="360" w:lineRule="auto"/>
+        <w:ind w:firstLineChars="200" w:firstLine="480"/>
+        <w:rPr>
+          <w:rFonts w:ascii="Times New Roman" w:eastAsia="宋体" w:hAnsi="Times New Roman" w:cs="Times New Roman"/>
+          <w:sz w:val="24"/>
+          <w:szCs w:val="24"/>
+        </w:rPr>
+      </w:pPr>
+    </w:p>
+    <w:p>
+      <w:pPr>
+        <w:pStyle w:val="a9"/>
+        <w:numPr>
+          <w:ilvl w:val="0"/>
+          <w:numId w:val="1"/>
+        </w:numPr>
+        <w:wordWrap w:val="0"/>
+        <w:spacing w:line="360" w:lineRule="auto"/>
+        <w:ind w:left="0" w:firstLineChars="200" w:firstLine="480"/>
+        <w:rPr>
+          <w:rFonts w:ascii="Times New Roman" w:eastAsia="宋体" w:hAnsi="Times New Roman" w:cs="Times New Roman"/>
+          <w:sz w:val="24"/>
+          <w:szCs w:val="24"/>
+        </w:rPr>
+      </w:pPr>
+      <w:r>
+        <w:rPr>
+          <w:rFonts w:ascii="Times New Roman" w:eastAsia="宋体" w:hAnsi="Times New Roman" w:cs="Times New Roman"/>
+          <w:sz w:val="24"/>
+          <w:szCs w:val="24"/>
         </w:rPr>
         <w:t>大方向出来后，我想着用</w:t>
       </w:r>
       <w:proofErr w:type="spellStart"/>
       <w:r>
         <w:rPr>
-          <w:rFonts w:hint="eastAsia"/>
+          <w:rFonts w:ascii="Times New Roman" w:eastAsia="宋体" w:hAnsi="Times New Roman" w:cs="Times New Roman"/>
+          <w:sz w:val="24"/>
+          <w:szCs w:val="24"/>
         </w:rPr>
         <w:t>trae</w:t>
       </w:r>
       <w:proofErr w:type="spellEnd"/>
       <w:r>
         <w:rPr>
-          <w:rFonts w:hint="eastAsia"/>
+          <w:rFonts w:ascii="Times New Roman" w:eastAsia="宋体" w:hAnsi="Times New Roman" w:cs="Times New Roman"/>
+          <w:sz w:val="24"/>
+          <w:szCs w:val="24"/>
         </w:rPr>
         <w:t xml:space="preserve"> </w:t>
       </w:r>
       <w:proofErr w:type="spellStart"/>
       <w:r>
         <w:rPr>
-          <w:rFonts w:hint="eastAsia"/>
+          <w:rFonts w:ascii="Times New Roman" w:eastAsia="宋体" w:hAnsi="Times New Roman" w:cs="Times New Roman"/>
+          <w:sz w:val="24"/>
+          <w:szCs w:val="24"/>
         </w:rPr>
         <w:t>cn</w:t>
       </w:r>
       <w:proofErr w:type="spellEnd"/>
       <w:r>
         <w:rPr>
-          <w:rFonts w:hint="eastAsia"/>
+          <w:rFonts w:ascii="Times New Roman" w:eastAsia="宋体" w:hAnsi="Times New Roman" w:cs="Times New Roman"/>
+          <w:sz w:val="24"/>
+          <w:szCs w:val="24"/>
         </w:rPr>
         <w:t>帮我实现，</w:t>
       </w:r>
       <w:r>
         <w:rPr>
-          <w:rFonts w:hint="eastAsia"/>
+          <w:rFonts w:ascii="Times New Roman" w:eastAsia="宋体" w:hAnsi="Times New Roman" w:cs="Times New Roman"/>
+          <w:sz w:val="24"/>
+          <w:szCs w:val="24"/>
         </w:rPr>
         <w:t>到了启动的步骤后，</w:t>
       </w:r>
       <w:r>
         <w:rPr>
-          <w:rFonts w:hint="eastAsia"/>
+          <w:rFonts w:ascii="Times New Roman" w:eastAsia="宋体" w:hAnsi="Times New Roman" w:cs="Times New Roman"/>
+          <w:sz w:val="24"/>
+          <w:szCs w:val="24"/>
         </w:rPr>
         <w:t>我发现对于我</w:t>
       </w:r>
       <w:r>
         <w:rPr>
-          <w:rFonts w:hint="eastAsia"/>
+          <w:rFonts w:ascii="Times New Roman" w:eastAsia="宋体" w:hAnsi="Times New Roman" w:cs="Times New Roman"/>
+          <w:sz w:val="24"/>
+          <w:szCs w:val="24"/>
         </w:rPr>
         <w:t>来说有点困难，一直显示缺少某些配置。</w:t>
       </w:r>
     </w:p>
     <w:p>
       <w:pPr>
-        <w:rPr>
-          <w:rFonts w:hint="eastAsia"/>
-        </w:rPr>
-      </w:pPr>
-      <w:r>
+        <w:wordWrap w:val="0"/>
+        <w:spacing w:line="360" w:lineRule="auto"/>
+        <w:ind w:firstLineChars="200" w:firstLine="480"/>
+        <w:rPr>
+          <w:rFonts w:ascii="Times New Roman" w:eastAsia="宋体" w:hAnsi="Times New Roman" w:cs="Times New Roman"/>
+          <w:sz w:val="24"/>
+          <w:szCs w:val="24"/>
+        </w:rPr>
+      </w:pPr>
+      <w:r>
+        <w:rPr>
+          <w:rFonts w:ascii="Times New Roman" w:eastAsia="宋体" w:hAnsi="Times New Roman" w:cs="Times New Roman"/>
+          <w:sz w:val="24"/>
+          <w:szCs w:val="24"/>
+        </w:rPr>
         <w:t>.3563982029586919:cd62376d36eed690c9e4e0c1d375286e_6a435f85e82375957630f154.6a43cf598c3aca758ed6b971.6a43cf4fdf49cfa7cb</w:t>
       </w:r>
       <w:proofErr w:type="gramStart"/>
       <w:r>
+        <w:rPr>
+          <w:rFonts w:ascii="Times New Roman" w:eastAsia="宋体" w:hAnsi="Times New Roman" w:cs="Times New Roman"/>
+          <w:sz w:val="24"/>
+          <w:szCs w:val="24"/>
+        </w:rPr>
         <w:t>101141:Trae</w:t>
       </w:r>
       <w:proofErr w:type="gramEnd"/>
       <w:r>
+        <w:rPr>
+          <w:rFonts w:ascii="Times New Roman" w:eastAsia="宋体" w:hAnsi="Times New Roman" w:cs="Times New Roman"/>
+          <w:sz w:val="24"/>
+          <w:szCs w:val="24"/>
+        </w:rPr>
         <w:t xml:space="preserve"> </w:t>
       </w:r>
       <w:proofErr w:type="gramStart"/>
       <w:r>
+        <w:rPr>
+          <w:rFonts w:ascii="Times New Roman" w:eastAsia="宋体" w:hAnsi="Times New Roman" w:cs="Times New Roman"/>
+          <w:sz w:val="24"/>
+          <w:szCs w:val="24"/>
+        </w:rPr>
         <w:t>CN.T</w:t>
       </w:r>
       <w:proofErr w:type="gramEnd"/>
       <w:r>
+        <w:rPr>
+          <w:rFonts w:ascii="Times New Roman" w:eastAsia="宋体" w:hAnsi="Times New Roman" w:cs="Times New Roman"/>
+          <w:sz w:val="24"/>
+          <w:szCs w:val="24"/>
+        </w:rPr>
         <w:t>(2026/6/30 22:14:49)</w:t>
       </w:r>
     </w:p>
     <w:p>
       <w:pPr>
-        <w:rPr>
-          <w:rFonts w:hint="eastAsia"/>
-        </w:rPr>
-      </w:pPr>
-    </w:p>
-    <w:p>
-      <w:pPr>
-        <w:rPr>
-          <w:rFonts w:hint="eastAsia"/>
-        </w:rPr>
-      </w:pPr>
-    </w:p>
-    <w:p>
-      <w:pPr>
-        <w:rPr>
-          <w:rFonts w:hint="eastAsia"/>
-        </w:rPr>
-      </w:pPr>
-      <w:r>
-        <w:rPr>
-          <w:rFonts w:hint="eastAsia"/>
+        <w:wordWrap w:val="0"/>
+        <w:spacing w:line="360" w:lineRule="auto"/>
+        <w:ind w:firstLineChars="200" w:firstLine="480"/>
+        <w:rPr>
+          <w:rFonts w:ascii="Times New Roman" w:eastAsia="宋体" w:hAnsi="Times New Roman" w:cs="Times New Roman"/>
+          <w:sz w:val="24"/>
+          <w:szCs w:val="24"/>
+        </w:rPr>
+      </w:pPr>
+    </w:p>
+    <w:p>
+      <w:pPr>
+        <w:pStyle w:val="a9"/>
+        <w:numPr>
+          <w:ilvl w:val="0"/>
+          <w:numId w:val="1"/>
+        </w:numPr>
+        <w:wordWrap w:val="0"/>
+        <w:spacing w:line="360" w:lineRule="auto"/>
+        <w:ind w:left="0" w:firstLineChars="200" w:firstLine="480"/>
+        <w:rPr>
+          <w:rFonts w:ascii="Times New Roman" w:eastAsia="宋体" w:hAnsi="Times New Roman" w:cs="Times New Roman"/>
+          <w:sz w:val="24"/>
+          <w:szCs w:val="24"/>
+        </w:rPr>
+      </w:pPr>
+      <w:r>
+        <w:rPr>
+          <w:rFonts w:ascii="Times New Roman" w:eastAsia="宋体" w:hAnsi="Times New Roman" w:cs="Times New Roman"/>
+          <w:sz w:val="24"/>
+          <w:szCs w:val="24"/>
         </w:rPr>
         <w:t>本来我在用</w:t>
       </w:r>
       <w:proofErr w:type="spellStart"/>
       <w:r>
         <w:rPr>
-          <w:rFonts w:hint="eastAsia"/>
+          <w:rFonts w:ascii="Times New Roman" w:eastAsia="宋体" w:hAnsi="Times New Roman" w:cs="Times New Roman"/>
+          <w:sz w:val="24"/>
+          <w:szCs w:val="24"/>
         </w:rPr>
         <w:t>trae</w:t>
       </w:r>
       <w:proofErr w:type="spellEnd"/>
       <w:r>
         <w:rPr>
-          <w:rFonts w:hint="eastAsia"/>
+          <w:rFonts w:ascii="Times New Roman" w:eastAsia="宋体" w:hAnsi="Times New Roman" w:cs="Times New Roman"/>
+          <w:sz w:val="24"/>
+          <w:szCs w:val="24"/>
         </w:rPr>
         <w:t xml:space="preserve"> </w:t>
       </w:r>
       <w:proofErr w:type="spellStart"/>
       <w:r>
         <w:rPr>
-          <w:rFonts w:hint="eastAsia"/>
+          <w:rFonts w:ascii="Times New Roman" w:eastAsia="宋体" w:hAnsi="Times New Roman" w:cs="Times New Roman"/>
+          <w:sz w:val="24"/>
+          <w:szCs w:val="24"/>
         </w:rPr>
         <w:t>cn</w:t>
       </w:r>
       <w:proofErr w:type="spellEnd"/>
       <w:r>
         <w:rPr>
-          <w:rFonts w:hint="eastAsia"/>
+          <w:rFonts w:ascii="Times New Roman" w:eastAsia="宋体" w:hAnsi="Times New Roman" w:cs="Times New Roman"/>
+          <w:sz w:val="24"/>
+          <w:szCs w:val="24"/>
         </w:rPr>
         <w:t>，</w:t>
       </w:r>
       <w:r>
         <w:rPr>
-          <w:rFonts w:hint="eastAsia"/>
+          <w:rFonts w:ascii="Times New Roman" w:eastAsia="宋体" w:hAnsi="Times New Roman" w:cs="Times New Roman"/>
+          <w:sz w:val="24"/>
+          <w:szCs w:val="24"/>
         </w:rPr>
         <w:t>但是</w:t>
       </w:r>
       <w:r>
         <w:rPr>
-          <w:rFonts w:hint="eastAsia"/>
+          <w:rFonts w:ascii="Times New Roman" w:eastAsia="宋体" w:hAnsi="Times New Roman" w:cs="Times New Roman"/>
+          <w:sz w:val="24"/>
+          <w:szCs w:val="24"/>
         </w:rPr>
         <w:t>软件一直无法启动，后来换回</w:t>
       </w:r>
       <w:proofErr w:type="spellStart"/>
       <w:r>
         <w:rPr>
-          <w:rFonts w:hint="eastAsia"/>
+          <w:rFonts w:ascii="Times New Roman" w:eastAsia="宋体" w:hAnsi="Times New Roman" w:cs="Times New Roman"/>
+          <w:sz w:val="24"/>
+          <w:szCs w:val="24"/>
         </w:rPr>
         <w:t>trae</w:t>
       </w:r>
       <w:proofErr w:type="spellEnd"/>
       <w:r>
         <w:rPr>
-          <w:rFonts w:hint="eastAsia"/>
-        </w:rPr>
-        <w:t xml:space="preserve"> work 发现卡住的进程开始继续往前</w:t>
-      </w:r>
-      <w:r>
-        <w:rPr>
-          <w:rFonts w:hint="eastAsia"/>
+          <w:rFonts w:ascii="Times New Roman" w:eastAsia="宋体" w:hAnsi="Times New Roman" w:cs="Times New Roman"/>
+          <w:sz w:val="24"/>
+          <w:szCs w:val="24"/>
+        </w:rPr>
+        <w:t xml:space="preserve"> work </w:t>
+      </w:r>
+      <w:r>
+        <w:rPr>
+          <w:rFonts w:ascii="Times New Roman" w:eastAsia="宋体" w:hAnsi="Times New Roman" w:cs="Times New Roman"/>
+          <w:sz w:val="24"/>
+          <w:szCs w:val="24"/>
+        </w:rPr>
+        <w:t>发现卡住的进程开始继续往前</w:t>
+      </w:r>
+      <w:r>
+        <w:rPr>
+          <w:rFonts w:ascii="Times New Roman" w:eastAsia="宋体" w:hAnsi="Times New Roman" w:cs="Times New Roman"/>
+          <w:sz w:val="24"/>
+          <w:szCs w:val="24"/>
         </w:rPr>
         <w:t>走了，很开心，果然</w:t>
       </w:r>
       <w:proofErr w:type="spellStart"/>
       <w:r>
         <w:rPr>
-          <w:rFonts w:hint="eastAsia"/>
+          <w:rFonts w:ascii="Times New Roman" w:eastAsia="宋体" w:hAnsi="Times New Roman" w:cs="Times New Roman"/>
+          <w:sz w:val="24"/>
+          <w:szCs w:val="24"/>
         </w:rPr>
         <w:t>trae</w:t>
       </w:r>
       <w:proofErr w:type="spellEnd"/>
       <w:r>
         <w:rPr>
-          <w:rFonts w:hint="eastAsia"/>
-        </w:rPr>
-        <w:t xml:space="preserve"> work适合无开发经验的人。</w:t>
-      </w:r>
-    </w:p>
-    <w:p>
-      <w:pPr>
-        <w:rPr>
-          <w:rFonts w:hint="eastAsia"/>
-        </w:rPr>
-      </w:pPr>
-      <w:r>
+          <w:rFonts w:ascii="Times New Roman" w:eastAsia="宋体" w:hAnsi="Times New Roman" w:cs="Times New Roman"/>
+          <w:sz w:val="24"/>
+          <w:szCs w:val="24"/>
+        </w:rPr>
+        <w:t xml:space="preserve"> work</w:t>
+      </w:r>
+      <w:r>
+        <w:rPr>
+          <w:rFonts w:ascii="Times New Roman" w:eastAsia="宋体" w:hAnsi="Times New Roman" w:cs="Times New Roman"/>
+          <w:sz w:val="24"/>
+          <w:szCs w:val="24"/>
+        </w:rPr>
+        <w:t>适合无开发经验的人。</w:t>
+      </w:r>
+    </w:p>
+    <w:p>
+      <w:pPr>
+        <w:wordWrap w:val="0"/>
+        <w:spacing w:line="360" w:lineRule="auto"/>
+        <w:ind w:firstLineChars="200" w:firstLine="480"/>
+        <w:rPr>
+          <w:rFonts w:ascii="Times New Roman" w:eastAsia="宋体" w:hAnsi="Times New Roman" w:cs="Times New Roman"/>
+          <w:sz w:val="24"/>
+          <w:szCs w:val="24"/>
+        </w:rPr>
+      </w:pPr>
+      <w:r>
+        <w:rPr>
+          <w:rFonts w:ascii="Times New Roman" w:eastAsia="宋体" w:hAnsi="Times New Roman" w:cs="Times New Roman"/>
+          <w:sz w:val="24"/>
+          <w:szCs w:val="24"/>
+        </w:rPr>
         <w:t>3563982029586919:9a180f7d116e92189c6d2362ca4217a9_6a43d56ca06d766bb11305fa.6a43d56ea06d766bb11305fd.6a43d56ca06d766bb11305</w:t>
       </w:r>
       <w:proofErr w:type="gramStart"/>
       <w:r>
+        <w:rPr>
+          <w:rFonts w:ascii="Times New Roman" w:eastAsia="宋体" w:hAnsi="Times New Roman" w:cs="Times New Roman"/>
+          <w:sz w:val="24"/>
+          <w:szCs w:val="24"/>
+        </w:rPr>
         <w:t>fb:TRAE</w:t>
       </w:r>
       <w:proofErr w:type="gramEnd"/>
       <w:r>
+        <w:rPr>
+          <w:rFonts w:ascii="Times New Roman" w:eastAsia="宋体" w:hAnsi="Times New Roman" w:cs="Times New Roman"/>
+          <w:sz w:val="24"/>
+          <w:szCs w:val="24"/>
+        </w:rPr>
         <w:t xml:space="preserve"> Work CN.0.1.29.no_sid.no_</w:t>
       </w:r>
       <w:proofErr w:type="gramStart"/>
       <w:r>
+        <w:rPr>
+          <w:rFonts w:ascii="Times New Roman" w:eastAsia="宋体" w:hAnsi="Times New Roman" w:cs="Times New Roman"/>
+          <w:sz w:val="24"/>
+          <w:szCs w:val="24"/>
+        </w:rPr>
         <w:t>ppe.T</w:t>
       </w:r>
       <w:proofErr w:type="gramEnd"/>
       <w:r>
+        <w:rPr>
+          <w:rFonts w:ascii="Times New Roman" w:eastAsia="宋体" w:hAnsi="Times New Roman" w:cs="Times New Roman"/>
+          <w:sz w:val="24"/>
+          <w:szCs w:val="24"/>
+        </w:rPr>
         <w:t>(2026/6/30 22:40:47)</w:t>
       </w:r>
     </w:p>
     <w:p>
       <w:pPr>
-        <w:rPr>
-          <w:rFonts w:hint="eastAsia"/>
-        </w:rPr>
-      </w:pPr>
-    </w:p>
-    <w:p>
-      <w:pPr>
-        <w:rPr>
-          <w:rFonts w:hint="eastAsia"/>
-        </w:rPr>
-      </w:pPr>
-      <w:r>
-        <w:rPr>
-          <w:rFonts w:hint="eastAsia"/>
+        <w:wordWrap w:val="0"/>
+        <w:spacing w:line="360" w:lineRule="auto"/>
+        <w:ind w:firstLineChars="200" w:firstLine="480"/>
+        <w:rPr>
+          <w:rFonts w:ascii="Times New Roman" w:eastAsia="宋体" w:hAnsi="Times New Roman" w:cs="Times New Roman"/>
+          <w:sz w:val="24"/>
+          <w:szCs w:val="24"/>
+        </w:rPr>
+      </w:pPr>
+    </w:p>
+    <w:p>
+      <w:pPr>
+        <w:pStyle w:val="a9"/>
+        <w:numPr>
+          <w:ilvl w:val="0"/>
+          <w:numId w:val="1"/>
+        </w:numPr>
+        <w:wordWrap w:val="0"/>
+        <w:spacing w:line="360" w:lineRule="auto"/>
+        <w:ind w:left="0" w:firstLineChars="200" w:firstLine="480"/>
+        <w:rPr>
+          <w:rFonts w:ascii="Times New Roman" w:eastAsia="宋体" w:hAnsi="Times New Roman" w:cs="Times New Roman"/>
+          <w:sz w:val="24"/>
+          <w:szCs w:val="24"/>
+        </w:rPr>
+      </w:pPr>
+      <w:r>
+        <w:rPr>
+          <w:rFonts w:ascii="Times New Roman" w:eastAsia="宋体" w:hAnsi="Times New Roman" w:cs="Times New Roman"/>
+          <w:sz w:val="24"/>
+          <w:szCs w:val="24"/>
         </w:rPr>
         <w:t>能够看到页面后，我发现现在的界面内容和我想象的不一样</w:t>
       </w:r>
       <w:r>
         <w:rPr>
-          <w:rFonts w:hint="eastAsia"/>
+          <w:rFonts w:ascii="Times New Roman" w:eastAsia="宋体" w:hAnsi="Times New Roman" w:cs="Times New Roman"/>
+          <w:sz w:val="24"/>
+          <w:szCs w:val="24"/>
         </w:rPr>
         <w:t>，因此我让</w:t>
       </w:r>
       <w:proofErr w:type="spellStart"/>
       <w:r>
         <w:rPr>
-          <w:rFonts w:hint="eastAsia"/>
-        </w:rPr>
+          <w:rFonts w:ascii="Times New Roman" w:eastAsia="宋体" w:hAnsi="Times New Roman" w:cs="Times New Roman"/>
+          <w:sz w:val="24"/>
+          <w:szCs w:val="24"/>
+        </w:rPr>
+        <w:lastRenderedPageBreak/>
         <w:t>trae</w:t>
       </w:r>
       <w:proofErr w:type="spellEnd"/>
       <w:r>
         <w:rPr>
-          <w:rFonts w:hint="eastAsia"/>
-        </w:rPr>
-        <w:t xml:space="preserve"> work帮我重新设计了模块分区，及导航架构，初步符合app的设计逻辑。从此开始进入app的逻辑细化。</w:t>
-      </w:r>
-    </w:p>
-    <w:p>
-      <w:pPr>
-        <w:rPr>
-          <w:rFonts w:hint="eastAsia"/>
-        </w:rPr>
-      </w:pPr>
-      <w:r>
+          <w:rFonts w:ascii="Times New Roman" w:eastAsia="宋体" w:hAnsi="Times New Roman" w:cs="Times New Roman"/>
+          <w:sz w:val="24"/>
+          <w:szCs w:val="24"/>
+        </w:rPr>
+        <w:t xml:space="preserve"> work</w:t>
+      </w:r>
+      <w:r>
+        <w:rPr>
+          <w:rFonts w:ascii="Times New Roman" w:eastAsia="宋体" w:hAnsi="Times New Roman" w:cs="Times New Roman"/>
+          <w:sz w:val="24"/>
+          <w:szCs w:val="24"/>
+        </w:rPr>
+        <w:t>帮我重新设计了模块分区，及导航架构，初步符合</w:t>
+      </w:r>
+      <w:r>
+        <w:rPr>
+          <w:rFonts w:ascii="Times New Roman" w:eastAsia="宋体" w:hAnsi="Times New Roman" w:cs="Times New Roman"/>
+          <w:sz w:val="24"/>
+          <w:szCs w:val="24"/>
+        </w:rPr>
+        <w:t>app</w:t>
+      </w:r>
+      <w:r>
+        <w:rPr>
+          <w:rFonts w:ascii="Times New Roman" w:eastAsia="宋体" w:hAnsi="Times New Roman" w:cs="Times New Roman"/>
+          <w:sz w:val="24"/>
+          <w:szCs w:val="24"/>
+        </w:rPr>
+        <w:t>的设计逻辑。从此开始进入</w:t>
+      </w:r>
+      <w:r>
+        <w:rPr>
+          <w:rFonts w:ascii="Times New Roman" w:eastAsia="宋体" w:hAnsi="Times New Roman" w:cs="Times New Roman"/>
+          <w:sz w:val="24"/>
+          <w:szCs w:val="24"/>
+        </w:rPr>
+        <w:t>app</w:t>
+      </w:r>
+      <w:r>
+        <w:rPr>
+          <w:rFonts w:ascii="Times New Roman" w:eastAsia="宋体" w:hAnsi="Times New Roman" w:cs="Times New Roman"/>
+          <w:sz w:val="24"/>
+          <w:szCs w:val="24"/>
+        </w:rPr>
+        <w:t>的逻辑细化。</w:t>
+      </w:r>
+    </w:p>
+    <w:p>
+      <w:pPr>
+        <w:wordWrap w:val="0"/>
+        <w:spacing w:line="360" w:lineRule="auto"/>
+        <w:ind w:firstLineChars="200" w:firstLine="480"/>
+        <w:rPr>
+          <w:rFonts w:ascii="Times New Roman" w:eastAsia="宋体" w:hAnsi="Times New Roman" w:cs="Times New Roman"/>
+          <w:sz w:val="24"/>
+          <w:szCs w:val="24"/>
+        </w:rPr>
+      </w:pPr>
+      <w:r>
+        <w:rPr>
+          <w:rFonts w:ascii="Times New Roman" w:eastAsia="宋体" w:hAnsi="Times New Roman" w:cs="Times New Roman"/>
+          <w:sz w:val="24"/>
+          <w:szCs w:val="24"/>
+        </w:rPr>
         <w:t>3563982029586919:dd45ee2b6c6f2d25099d2f4f86085742_6a450c9822a7cb0ca67d946a.6a451327a4b0dda128e59a9c.6a451320a4b0dda128e59a9</w:t>
       </w:r>
       <w:proofErr w:type="gramStart"/>
       <w:r>
+        <w:rPr>
+          <w:rFonts w:ascii="Times New Roman" w:eastAsia="宋体" w:hAnsi="Times New Roman" w:cs="Times New Roman"/>
+          <w:sz w:val="24"/>
+          <w:szCs w:val="24"/>
+        </w:rPr>
         <w:t>a:TRAE</w:t>
       </w:r>
       <w:proofErr w:type="gramEnd"/>
       <w:r>
+        <w:rPr>
+          <w:rFonts w:ascii="Times New Roman" w:eastAsia="宋体" w:hAnsi="Times New Roman" w:cs="Times New Roman"/>
+          <w:sz w:val="24"/>
+          <w:szCs w:val="24"/>
+        </w:rPr>
         <w:t xml:space="preserve"> Work CN.0.1.29.no_sid.no_</w:t>
       </w:r>
       <w:proofErr w:type="gramStart"/>
       <w:r>
+        <w:rPr>
+          <w:rFonts w:ascii="Times New Roman" w:eastAsia="宋体" w:hAnsi="Times New Roman" w:cs="Times New Roman"/>
+          <w:sz w:val="24"/>
+          <w:szCs w:val="24"/>
+        </w:rPr>
         <w:t>ppe.T</w:t>
       </w:r>
       <w:proofErr w:type="gramEnd"/>
       <w:r>
+        <w:rPr>
+          <w:rFonts w:ascii="Times New Roman" w:eastAsia="宋体" w:hAnsi="Times New Roman" w:cs="Times New Roman"/>
+          <w:sz w:val="24"/>
+          <w:szCs w:val="24"/>
+        </w:rPr>
         <w:t>(2026/7/1 21:16:23)</w:t>
       </w:r>
     </w:p>
     <w:p>
       <w:pPr>
-        <w:rPr>
-          <w:rFonts w:hint="eastAsia"/>
-        </w:rPr>
-      </w:pPr>
-    </w:p>
-    <w:p>
-      <w:pPr>
-        <w:rPr>
-          <w:rFonts w:hint="eastAsia"/>
-        </w:rPr>
-      </w:pPr>
-      <w:r>
-        <w:rPr>
-          <w:rFonts w:hint="eastAsia"/>
-        </w:rPr>
-        <w:t>UI及交互完成大致完成后，我让进行</w:t>
+        <w:wordWrap w:val="0"/>
+        <w:spacing w:line="360" w:lineRule="auto"/>
+        <w:ind w:firstLineChars="200" w:firstLine="480"/>
+        <w:rPr>
+          <w:rFonts w:ascii="Times New Roman" w:eastAsia="宋体" w:hAnsi="Times New Roman" w:cs="Times New Roman"/>
+          <w:sz w:val="24"/>
+          <w:szCs w:val="24"/>
+        </w:rPr>
+      </w:pPr>
+    </w:p>
+    <w:p>
+      <w:pPr>
+        <w:pStyle w:val="a9"/>
+        <w:numPr>
+          <w:ilvl w:val="0"/>
+          <w:numId w:val="1"/>
+        </w:numPr>
+        <w:wordWrap w:val="0"/>
+        <w:spacing w:line="360" w:lineRule="auto"/>
+        <w:ind w:left="0" w:firstLineChars="200" w:firstLine="480"/>
+        <w:rPr>
+          <w:rFonts w:ascii="Times New Roman" w:eastAsia="宋体" w:hAnsi="Times New Roman" w:cs="Times New Roman"/>
+          <w:sz w:val="24"/>
+          <w:szCs w:val="24"/>
+        </w:rPr>
+      </w:pPr>
+      <w:r>
+        <w:rPr>
+          <w:rFonts w:ascii="Times New Roman" w:eastAsia="宋体" w:hAnsi="Times New Roman" w:cs="Times New Roman"/>
+          <w:sz w:val="24"/>
+          <w:szCs w:val="24"/>
+        </w:rPr>
+        <w:t>UI</w:t>
+      </w:r>
+      <w:r>
+        <w:rPr>
+          <w:rFonts w:ascii="Times New Roman" w:eastAsia="宋体" w:hAnsi="Times New Roman" w:cs="Times New Roman"/>
+          <w:sz w:val="24"/>
+          <w:szCs w:val="24"/>
+        </w:rPr>
+        <w:t>及交互完成大致完成后，我让进行</w:t>
       </w:r>
       <w:proofErr w:type="spellStart"/>
       <w:r>
         <w:rPr>
-          <w:rFonts w:hint="eastAsia"/>
+          <w:rFonts w:ascii="Times New Roman" w:eastAsia="宋体" w:hAnsi="Times New Roman" w:cs="Times New Roman"/>
+          <w:sz w:val="24"/>
+          <w:szCs w:val="24"/>
         </w:rPr>
         <w:t>trae</w:t>
       </w:r>
       <w:proofErr w:type="spellEnd"/>
       <w:r>
         <w:rPr>
-          <w:rFonts w:hint="eastAsia"/>
-        </w:rPr>
-        <w:t xml:space="preserve"> work帮我进行app的构建。</w:t>
-      </w:r>
-    </w:p>
-    <w:p>
-      <w:pPr>
-        <w:rPr>
-          <w:rFonts w:hint="eastAsia"/>
-        </w:rPr>
-      </w:pPr>
-      <w:r>
+          <w:rFonts w:ascii="Times New Roman" w:eastAsia="宋体" w:hAnsi="Times New Roman" w:cs="Times New Roman"/>
+          <w:sz w:val="24"/>
+          <w:szCs w:val="24"/>
+        </w:rPr>
+        <w:t xml:space="preserve"> work</w:t>
+      </w:r>
+      <w:r>
+        <w:rPr>
+          <w:rFonts w:ascii="Times New Roman" w:eastAsia="宋体" w:hAnsi="Times New Roman" w:cs="Times New Roman"/>
+          <w:sz w:val="24"/>
+          <w:szCs w:val="24"/>
+        </w:rPr>
+        <w:t>帮我进行</w:t>
+      </w:r>
+      <w:r>
+        <w:rPr>
+          <w:rFonts w:ascii="Times New Roman" w:eastAsia="宋体" w:hAnsi="Times New Roman" w:cs="Times New Roman"/>
+          <w:sz w:val="24"/>
+          <w:szCs w:val="24"/>
+        </w:rPr>
+        <w:t>app</w:t>
+      </w:r>
+      <w:r>
+        <w:rPr>
+          <w:rFonts w:ascii="Times New Roman" w:eastAsia="宋体" w:hAnsi="Times New Roman" w:cs="Times New Roman"/>
+          <w:sz w:val="24"/>
+          <w:szCs w:val="24"/>
+        </w:rPr>
+        <w:t>的构建。</w:t>
+      </w:r>
+    </w:p>
+    <w:p>
+      <w:pPr>
+        <w:wordWrap w:val="0"/>
+        <w:spacing w:line="360" w:lineRule="auto"/>
+        <w:ind w:firstLineChars="200" w:firstLine="480"/>
+        <w:rPr>
+          <w:rFonts w:ascii="Times New Roman" w:eastAsia="宋体" w:hAnsi="Times New Roman" w:cs="Times New Roman"/>
+          <w:sz w:val="24"/>
+          <w:szCs w:val="24"/>
+        </w:rPr>
+      </w:pPr>
+      <w:r>
+        <w:rPr>
+          <w:rFonts w:ascii="Times New Roman" w:eastAsia="宋体" w:hAnsi="Times New Roman" w:cs="Times New Roman"/>
+          <w:sz w:val="24"/>
+          <w:szCs w:val="24"/>
+        </w:rPr>
         <w:t>3563982029586919:844f116d9a35f7a634c4c36f91c874a8_6a4a029f285088a98fd3353a.6a4a029f285088a98fd3353d.6a4a029f285088a98fd3353</w:t>
       </w:r>
       <w:proofErr w:type="gramStart"/>
       <w:r>
+        <w:rPr>
+          <w:rFonts w:ascii="Times New Roman" w:eastAsia="宋体" w:hAnsi="Times New Roman" w:cs="Times New Roman"/>
+          <w:sz w:val="24"/>
+          <w:szCs w:val="24"/>
+        </w:rPr>
         <w:t>b:TRAE</w:t>
       </w:r>
       <w:proofErr w:type="gramEnd"/>
       <w:r>
+        <w:rPr>
+          <w:rFonts w:ascii="Times New Roman" w:eastAsia="宋体" w:hAnsi="Times New Roman" w:cs="Times New Roman"/>
+          <w:sz w:val="24"/>
+          <w:szCs w:val="24"/>
+        </w:rPr>
         <w:t xml:space="preserve"> Work CN.0.1.29.no_sid.no_</w:t>
       </w:r>
       <w:proofErr w:type="gramStart"/>
       <w:r>
+        <w:rPr>
+          <w:rFonts w:ascii="Times New Roman" w:eastAsia="宋体" w:hAnsi="Times New Roman" w:cs="Times New Roman"/>
+          <w:sz w:val="24"/>
+          <w:szCs w:val="24"/>
+        </w:rPr>
         <w:t>ppe.T</w:t>
       </w:r>
       <w:proofErr w:type="gramEnd"/>
       <w:r>
+        <w:rPr>
+          <w:rFonts w:ascii="Times New Roman" w:eastAsia="宋体" w:hAnsi="Times New Roman" w:cs="Times New Roman"/>
+          <w:sz w:val="24"/>
+          <w:szCs w:val="24"/>
+        </w:rPr>
         <w:t>(2026/7/5 15:07:11)</w:t>
       </w:r>
     </w:p>
     <w:p>
       <w:pPr>
-        <w:rPr>
-          <w:rFonts w:hint="eastAsia"/>
-        </w:rPr>
-      </w:pPr>
-    </w:p>
-    <w:p>
-      <w:pPr>
-        <w:rPr>
-          <w:rFonts w:hint="eastAsia"/>
-        </w:rPr>
-      </w:pPr>
-      <w:r>
-        <w:rPr>
-          <w:rFonts w:hint="eastAsia"/>
-        </w:rPr>
-        <w:t>UI设计的比较合理了，但是我发现构建从app到能够使用还有有一些差距，因此我方</w:t>
+        <w:wordWrap w:val="0"/>
+        <w:spacing w:line="360" w:lineRule="auto"/>
+        <w:ind w:firstLineChars="200" w:firstLine="480"/>
+        <w:rPr>
+          <w:rFonts w:ascii="Times New Roman" w:eastAsia="宋体" w:hAnsi="Times New Roman" w:cs="Times New Roman"/>
+          <w:sz w:val="24"/>
+          <w:szCs w:val="24"/>
+        </w:rPr>
+      </w:pPr>
+    </w:p>
+    <w:p>
+      <w:pPr>
+        <w:pStyle w:val="a9"/>
+        <w:numPr>
+          <w:ilvl w:val="0"/>
+          <w:numId w:val="1"/>
+        </w:numPr>
+        <w:wordWrap w:val="0"/>
+        <w:spacing w:line="360" w:lineRule="auto"/>
+        <w:ind w:left="0" w:firstLineChars="200" w:firstLine="480"/>
+        <w:rPr>
+          <w:rFonts w:ascii="Times New Roman" w:eastAsia="宋体" w:hAnsi="Times New Roman" w:cs="Times New Roman"/>
+          <w:sz w:val="24"/>
+          <w:szCs w:val="24"/>
+        </w:rPr>
+      </w:pPr>
+      <w:r>
+        <w:rPr>
+          <w:rFonts w:ascii="Times New Roman" w:eastAsia="宋体" w:hAnsi="Times New Roman" w:cs="Times New Roman"/>
+          <w:sz w:val="24"/>
+          <w:szCs w:val="24"/>
+        </w:rPr>
+        <w:t>UI</w:t>
+      </w:r>
+      <w:r>
+        <w:rPr>
+          <w:rFonts w:ascii="Times New Roman" w:eastAsia="宋体" w:hAnsi="Times New Roman" w:cs="Times New Roman"/>
+          <w:sz w:val="24"/>
+          <w:szCs w:val="24"/>
+        </w:rPr>
+        <w:t>设计的比较合理了，但是我发现构建从</w:t>
+      </w:r>
+      <w:r>
+        <w:rPr>
+          <w:rFonts w:ascii="Times New Roman" w:eastAsia="宋体" w:hAnsi="Times New Roman" w:cs="Times New Roman"/>
+          <w:sz w:val="24"/>
+          <w:szCs w:val="24"/>
+        </w:rPr>
+        <w:t>app</w:t>
+      </w:r>
+      <w:r>
+        <w:rPr>
+          <w:rFonts w:ascii="Times New Roman" w:eastAsia="宋体" w:hAnsi="Times New Roman" w:cs="Times New Roman"/>
+          <w:sz w:val="24"/>
+          <w:szCs w:val="24"/>
+        </w:rPr>
+        <w:t>到能够使用还有有一些差距，因此我方</w:t>
       </w:r>
       <w:proofErr w:type="spellStart"/>
       <w:r>
         <w:rPr>
-          <w:rFonts w:hint="eastAsia"/>
+          <w:rFonts w:ascii="Times New Roman" w:eastAsia="宋体" w:hAnsi="Times New Roman" w:cs="Times New Roman"/>
+          <w:sz w:val="24"/>
+          <w:szCs w:val="24"/>
         </w:rPr>
         <w:t>trae</w:t>
       </w:r>
       <w:proofErr w:type="spellEnd"/>
       <w:r>
         <w:rPr>
-          <w:rFonts w:hint="eastAsia"/>
-        </w:rPr>
-        <w:t>开始测试构建的app，并修复bug。但是还不够，还需要由人进行主动引导</w:t>
-      </w:r>
-    </w:p>
-    <w:p>
-      <w:pPr>
-        <w:rPr>
-          <w:rFonts w:hint="eastAsia"/>
-        </w:rPr>
-      </w:pPr>
-      <w:r>
+          <w:rFonts w:ascii="Times New Roman" w:eastAsia="宋体" w:hAnsi="Times New Roman" w:cs="Times New Roman"/>
+          <w:sz w:val="24"/>
+          <w:szCs w:val="24"/>
+        </w:rPr>
+        <w:t>开始测试构建的</w:t>
+      </w:r>
+      <w:r>
+        <w:rPr>
+          <w:rFonts w:ascii="Times New Roman" w:eastAsia="宋体" w:hAnsi="Times New Roman" w:cs="Times New Roman"/>
+          <w:sz w:val="24"/>
+          <w:szCs w:val="24"/>
+        </w:rPr>
+        <w:t>app</w:t>
+      </w:r>
+      <w:r>
+        <w:rPr>
+          <w:rFonts w:ascii="Times New Roman" w:eastAsia="宋体" w:hAnsi="Times New Roman" w:cs="Times New Roman"/>
+          <w:sz w:val="24"/>
+          <w:szCs w:val="24"/>
+        </w:rPr>
+        <w:t>，并修复</w:t>
+      </w:r>
+      <w:r>
+        <w:rPr>
+          <w:rFonts w:ascii="Times New Roman" w:eastAsia="宋体" w:hAnsi="Times New Roman" w:cs="Times New Roman"/>
+          <w:sz w:val="24"/>
+          <w:szCs w:val="24"/>
+        </w:rPr>
+        <w:t>bug</w:t>
+      </w:r>
+      <w:r>
+        <w:rPr>
+          <w:rFonts w:ascii="Times New Roman" w:eastAsia="宋体" w:hAnsi="Times New Roman" w:cs="Times New Roman"/>
+          <w:sz w:val="24"/>
+          <w:szCs w:val="24"/>
+        </w:rPr>
+        <w:t>。但是还不够，还需要由人进行主动引导</w:t>
+      </w:r>
+    </w:p>
+    <w:p>
+      <w:pPr>
+        <w:wordWrap w:val="0"/>
+        <w:spacing w:line="360" w:lineRule="auto"/>
+        <w:ind w:firstLineChars="200" w:firstLine="480"/>
+        <w:rPr>
+          <w:rFonts w:ascii="Times New Roman" w:eastAsia="宋体" w:hAnsi="Times New Roman" w:cs="Times New Roman"/>
+          <w:sz w:val="24"/>
+          <w:szCs w:val="24"/>
+        </w:rPr>
+      </w:pPr>
+      <w:r>
+        <w:rPr>
+          <w:rFonts w:ascii="Times New Roman" w:eastAsia="宋体" w:hAnsi="Times New Roman" w:cs="Times New Roman"/>
+          <w:sz w:val="24"/>
+          <w:szCs w:val="24"/>
+        </w:rPr>
         <w:t>3563982029586919:86caab641896065bdb96d7304b02afd6_6a4a029f285088a98fd3353a.6a4b7ae89dd81f9d1cf47e72.6a4b7ae79dd81f9d1cf47e</w:t>
       </w:r>
       <w:proofErr w:type="gramStart"/>
       <w:r>
+        <w:rPr>
+          <w:rFonts w:ascii="Times New Roman" w:eastAsia="宋体" w:hAnsi="Times New Roman" w:cs="Times New Roman"/>
+          <w:sz w:val="24"/>
+          <w:szCs w:val="24"/>
+        </w:rPr>
         <w:t>70:TRAE</w:t>
       </w:r>
       <w:proofErr w:type="gramEnd"/>
       <w:r>
+        <w:rPr>
+          <w:rFonts w:ascii="Times New Roman" w:eastAsia="宋体" w:hAnsi="Times New Roman" w:cs="Times New Roman"/>
+          <w:sz w:val="24"/>
+          <w:szCs w:val="24"/>
+        </w:rPr>
         <w:t xml:space="preserve"> Work CN.0.1.29.no_sid.no_</w:t>
       </w:r>
       <w:proofErr w:type="gramStart"/>
       <w:r>
+        <w:rPr>
+          <w:rFonts w:ascii="Times New Roman" w:eastAsia="宋体" w:hAnsi="Times New Roman" w:cs="Times New Roman"/>
+          <w:sz w:val="24"/>
+          <w:szCs w:val="24"/>
+        </w:rPr>
         <w:t>ppe.T</w:t>
       </w:r>
       <w:proofErr w:type="gramEnd"/>
       <w:r>
+        <w:rPr>
+          <w:rFonts w:ascii="Times New Roman" w:eastAsia="宋体" w:hAnsi="Times New Roman" w:cs="Times New Roman"/>
+          <w:sz w:val="24"/>
+          <w:szCs w:val="24"/>
+        </w:rPr>
         <w:t>(2026/7/6 17:52:40)</w:t>
       </w:r>
     </w:p>
     <w:p>
       <w:pPr>
-        <w:rPr>
-          <w:rFonts w:hint="eastAsia"/>
-        </w:rPr>
-      </w:pPr>
-    </w:p>
-    <w:p>
-      <w:pPr>
-        <w:rPr>
-          <w:rFonts w:hint="eastAsia"/>
-        </w:rPr>
-      </w:pPr>
-      <w:r>
-        <w:rPr>
-          <w:rFonts w:hint="eastAsia"/>
-        </w:rPr>
-        <w:t>之前思路有些偏移，应该先让其帮我生产UI的详细设计文档，并根据文档来指导前端页面的生成，这样设计结构就应该不会有很大偏差</w:t>
-      </w:r>
-    </w:p>
-    <w:p>
+        <w:wordWrap w:val="0"/>
+        <w:spacing w:line="360" w:lineRule="auto"/>
+        <w:ind w:firstLineChars="200" w:firstLine="480"/>
+        <w:rPr>
+          <w:rFonts w:ascii="Times New Roman" w:eastAsia="宋体" w:hAnsi="Times New Roman" w:cs="Times New Roman"/>
+          <w:sz w:val="24"/>
+          <w:szCs w:val="24"/>
+        </w:rPr>
+      </w:pPr>
+    </w:p>
+    <w:p>
+      <w:pPr>
+        <w:pStyle w:val="a9"/>
+        <w:numPr>
+          <w:ilvl w:val="0"/>
+          <w:numId w:val="1"/>
+        </w:numPr>
+        <w:wordWrap w:val="0"/>
+        <w:spacing w:line="360" w:lineRule="auto"/>
+        <w:ind w:left="0" w:firstLineChars="200" w:firstLine="480"/>
+        <w:rPr>
+          <w:rFonts w:ascii="Times New Roman" w:eastAsia="宋体" w:hAnsi="Times New Roman" w:cs="Times New Roman"/>
+          <w:sz w:val="24"/>
+          <w:szCs w:val="24"/>
+        </w:rPr>
+      </w:pPr>
+      <w:r>
+        <w:rPr>
+          <w:rFonts w:ascii="Times New Roman" w:eastAsia="宋体" w:hAnsi="Times New Roman" w:cs="Times New Roman"/>
+          <w:sz w:val="24"/>
+          <w:szCs w:val="24"/>
+        </w:rPr>
+        <w:t>之前思路有些偏移，应该先让其帮我生产</w:t>
+      </w:r>
+      <w:r>
+        <w:rPr>
+          <w:rFonts w:ascii="Times New Roman" w:eastAsia="宋体" w:hAnsi="Times New Roman" w:cs="Times New Roman"/>
+          <w:sz w:val="24"/>
+          <w:szCs w:val="24"/>
+        </w:rPr>
+        <w:t>UI</w:t>
+      </w:r>
+      <w:r>
+        <w:rPr>
+          <w:rFonts w:ascii="Times New Roman" w:eastAsia="宋体" w:hAnsi="Times New Roman" w:cs="Times New Roman"/>
+          <w:sz w:val="24"/>
+          <w:szCs w:val="24"/>
+        </w:rPr>
+        <w:t>的详细设计文档，并根据文档来指导前端页面的生成，这样设计结构就应该不会有很大偏差</w:t>
+      </w:r>
+    </w:p>
+    <w:p>
+      <w:pPr>
+        <w:wordWrap w:val="0"/>
+        <w:spacing w:line="360" w:lineRule="auto"/>
+        <w:ind w:firstLineChars="200" w:firstLine="480"/>
+        <w:rPr>
+          <w:rFonts w:ascii="Times New Roman" w:eastAsia="宋体" w:hAnsi="Times New Roman" w:cs="Times New Roman"/>
+          <w:sz w:val="24"/>
+          <w:szCs w:val="24"/>
+        </w:rPr>
+      </w:pPr>
       <w:proofErr w:type="gramStart"/>
       <w:r>
+        <w:rPr>
+          <w:rFonts w:ascii="Times New Roman" w:eastAsia="宋体" w:hAnsi="Times New Roman" w:cs="Times New Roman"/>
+          <w:sz w:val="24"/>
+          <w:szCs w:val="24"/>
+        </w:rPr>
         <w:t>3563982029586919:fb</w:t>
       </w:r>
       <w:proofErr w:type="gramEnd"/>
       <w:r>
+        <w:rPr>
+          <w:rFonts w:ascii="Times New Roman" w:eastAsia="宋体" w:hAnsi="Times New Roman" w:cs="Times New Roman"/>
+          <w:sz w:val="24"/>
+          <w:szCs w:val="24"/>
+        </w:rPr>
         <w:t>39a194a5e4528a9e2a48fb0ee304e2_6a4a029f285088a98fd3353a.6a4cc4a2062c0ad3067517d1.6a4cc4a2062c0ad3067517</w:t>
       </w:r>
       <w:proofErr w:type="gramStart"/>
       <w:r>
+        <w:rPr>
+          <w:rFonts w:ascii="Times New Roman" w:eastAsia="宋体" w:hAnsi="Times New Roman" w:cs="Times New Roman"/>
+          <w:sz w:val="24"/>
+          <w:szCs w:val="24"/>
+        </w:rPr>
         <w:t>cf:TRAE</w:t>
       </w:r>
       <w:proofErr w:type="gramEnd"/>
       <w:r>
+        <w:rPr>
+          <w:rFonts w:ascii="Times New Roman" w:eastAsia="宋体" w:hAnsi="Times New Roman" w:cs="Times New Roman"/>
+          <w:sz w:val="24"/>
+          <w:szCs w:val="24"/>
+        </w:rPr>
         <w:t xml:space="preserve"> Work CN.0.1.30.no_sid.no_</w:t>
       </w:r>
       <w:proofErr w:type="gramStart"/>
       <w:r>
+        <w:rPr>
+          <w:rFonts w:ascii="Times New Roman" w:eastAsia="宋体" w:hAnsi="Times New Roman" w:cs="Times New Roman"/>
+          <w:sz w:val="24"/>
+          <w:szCs w:val="24"/>
+        </w:rPr>
         <w:t>ppe.T</w:t>
       </w:r>
       <w:proofErr w:type="gramEnd"/>
       <w:r>
+        <w:rPr>
+          <w:rFonts w:ascii="Times New Roman" w:eastAsia="宋体" w:hAnsi="Times New Roman" w:cs="Times New Roman"/>
+          <w:sz w:val="24"/>
+          <w:szCs w:val="24"/>
+        </w:rPr>
         <w:t>(2026/7/7 17:19:30)</w:t>
       </w:r>
     </w:p>
     <w:p>
       <w:pPr>
-        <w:rPr>
-          <w:rFonts w:hint="eastAsia"/>
-        </w:rPr>
-      </w:pPr>
-    </w:p>
-    <w:p>
-      <w:pPr>
-        <w:rPr>
-          <w:rFonts w:hint="eastAsia"/>
-        </w:rPr>
-      </w:pPr>
-      <w:r>
-        <w:rPr>
-          <w:rFonts w:hint="eastAsia"/>
+        <w:wordWrap w:val="0"/>
+        <w:spacing w:line="360" w:lineRule="auto"/>
+        <w:ind w:firstLineChars="200" w:firstLine="480"/>
+        <w:rPr>
+          <w:rFonts w:ascii="Times New Roman" w:eastAsia="宋体" w:hAnsi="Times New Roman" w:cs="Times New Roman"/>
+          <w:sz w:val="24"/>
+          <w:szCs w:val="24"/>
+        </w:rPr>
+      </w:pPr>
+    </w:p>
+    <w:p>
+      <w:pPr>
+        <w:pStyle w:val="a9"/>
+        <w:numPr>
+          <w:ilvl w:val="0"/>
+          <w:numId w:val="1"/>
+        </w:numPr>
+        <w:wordWrap w:val="0"/>
+        <w:spacing w:line="360" w:lineRule="auto"/>
+        <w:ind w:left="0" w:firstLineChars="200" w:firstLine="480"/>
+        <w:rPr>
+          <w:rFonts w:ascii="Times New Roman" w:eastAsia="宋体" w:hAnsi="Times New Roman" w:cs="Times New Roman"/>
+          <w:sz w:val="24"/>
+          <w:szCs w:val="24"/>
+        </w:rPr>
+      </w:pPr>
+      <w:r>
+        <w:rPr>
+          <w:rFonts w:ascii="Times New Roman" w:eastAsia="宋体" w:hAnsi="Times New Roman" w:cs="Times New Roman"/>
+          <w:sz w:val="24"/>
+          <w:szCs w:val="24"/>
         </w:rPr>
         <w:t>想到可以在问一下分析用户问题</w:t>
       </w:r>
       <w:r>
         <w:rPr>
-          <w:rFonts w:hint="eastAsia"/>
+          <w:rFonts w:ascii="Times New Roman" w:eastAsia="宋体" w:hAnsi="Times New Roman" w:cs="Times New Roman"/>
+          <w:sz w:val="24"/>
+          <w:szCs w:val="24"/>
         </w:rPr>
         <w:t>意图</w:t>
       </w:r>
       <w:r>
         <w:rPr>
-          <w:rFonts w:hint="eastAsia"/>
+          <w:rFonts w:ascii="Times New Roman" w:eastAsia="宋体" w:hAnsi="Times New Roman" w:cs="Times New Roman"/>
+          <w:sz w:val="24"/>
+          <w:szCs w:val="24"/>
         </w:rPr>
         <w:t>，并</w:t>
       </w:r>
       <w:r>
         <w:rPr>
-          <w:rFonts w:hint="eastAsia"/>
+          <w:rFonts w:ascii="Times New Roman" w:eastAsia="宋体" w:hAnsi="Times New Roman" w:cs="Times New Roman"/>
+          <w:sz w:val="24"/>
+          <w:szCs w:val="24"/>
         </w:rPr>
         <w:t>进行回答</w:t>
       </w:r>
       <w:r>
         <w:rPr>
-          <w:rFonts w:hint="eastAsia"/>
+          <w:rFonts w:ascii="Times New Roman" w:eastAsia="宋体" w:hAnsi="Times New Roman" w:cs="Times New Roman"/>
+          <w:sz w:val="24"/>
+          <w:szCs w:val="24"/>
         </w:rPr>
         <w:t>，使其更加智能</w:t>
       </w:r>
     </w:p>
     <w:p>
       <w:pPr>
-        <w:rPr>
-          <w:rFonts w:hint="eastAsia"/>
-        </w:rPr>
-      </w:pPr>
-      <w:r>
+        <w:wordWrap w:val="0"/>
+        <w:spacing w:line="360" w:lineRule="auto"/>
+        <w:ind w:firstLineChars="200" w:firstLine="480"/>
+        <w:rPr>
+          <w:rFonts w:ascii="Times New Roman" w:eastAsia="宋体" w:hAnsi="Times New Roman" w:cs="Times New Roman"/>
+          <w:sz w:val="24"/>
+          <w:szCs w:val="24"/>
+        </w:rPr>
+      </w:pPr>
+      <w:r>
+        <w:rPr>
+          <w:rFonts w:ascii="Times New Roman" w:eastAsia="宋体" w:hAnsi="Times New Roman" w:cs="Times New Roman"/>
+          <w:sz w:val="24"/>
+          <w:szCs w:val="24"/>
+        </w:rPr>
         <w:t>3563982029586919:937f010958f0bb6409610c9843b35cb2_6a4a029f285088a98fd3353a.6a4cef3f446fa505a726beaf.6a4cef3e446fa505a726</w:t>
       </w:r>
       <w:proofErr w:type="gramStart"/>
       <w:r>
+        <w:rPr>
+          <w:rFonts w:ascii="Times New Roman" w:eastAsia="宋体" w:hAnsi="Times New Roman" w:cs="Times New Roman"/>
+          <w:sz w:val="24"/>
+          <w:szCs w:val="24"/>
+        </w:rPr>
         <w:t>bead:TRAE</w:t>
       </w:r>
       <w:proofErr w:type="gramEnd"/>
       <w:r>
+        <w:rPr>
+          <w:rFonts w:ascii="Times New Roman" w:eastAsia="宋体" w:hAnsi="Times New Roman" w:cs="Times New Roman"/>
+          <w:sz w:val="24"/>
+          <w:szCs w:val="24"/>
+        </w:rPr>
         <w:t xml:space="preserve"> Work CN.0.1.34.no_sid.no_</w:t>
       </w:r>
       <w:proofErr w:type="gramStart"/>
       <w:r>
+        <w:rPr>
+          <w:rFonts w:ascii="Times New Roman" w:eastAsia="宋体" w:hAnsi="Times New Roman" w:cs="Times New Roman"/>
+          <w:sz w:val="24"/>
+          <w:szCs w:val="24"/>
+        </w:rPr>
         <w:t>ppe.T</w:t>
       </w:r>
       <w:proofErr w:type="gramEnd"/>
       <w:r>
+        <w:rPr>
+          <w:rFonts w:ascii="Times New Roman" w:eastAsia="宋体" w:hAnsi="Times New Roman" w:cs="Times New Roman"/>
+          <w:sz w:val="24"/>
+          <w:szCs w:val="24"/>
+        </w:rPr>
         <w:t>(2026/7/7 20:21:19)</w:t>
       </w:r>
     </w:p>
-    <w:p/>
-    <w:p>
-      <w:pPr>
-        <w:rPr>
-          <w:rFonts w:hint="eastAsia"/>
-        </w:rPr>
-      </w:pPr>
-      <w:r>
-        <w:rPr>
-          <w:rFonts w:hint="eastAsia"/>
-        </w:rPr>
-        <w:t>想到可以加入</w:t>
-      </w:r>
-      <w:r>
-        <w:t>意图识别功能</w:t>
-      </w:r>
-      <w:r>
-        <w:rPr>
-          <w:rFonts w:hint="eastAsia"/>
-        </w:rPr>
-        <w:t>，希望实现</w:t>
-      </w:r>
-      <w:r>
-        <w:t>渐进式自学习机制</w:t>
-      </w:r>
-      <w:r>
-        <w:rPr>
-          <w:rFonts w:hint="eastAsia"/>
-        </w:rPr>
-        <w:t>，使其在使用过程中更加适合用户生活记录习惯，后续也对其进行了完善</w:t>
-      </w:r>
-    </w:p>
-    <w:p>
-      <w:r>
+    <w:p>
+      <w:pPr>
+        <w:wordWrap w:val="0"/>
+        <w:spacing w:line="360" w:lineRule="auto"/>
+        <w:ind w:firstLineChars="200" w:firstLine="480"/>
+        <w:rPr>
+          <w:rFonts w:ascii="Times New Roman" w:eastAsia="宋体" w:hAnsi="Times New Roman" w:cs="Times New Roman"/>
+          <w:sz w:val="24"/>
+          <w:szCs w:val="24"/>
+        </w:rPr>
+      </w:pPr>
+    </w:p>
+    <w:p>
+      <w:pPr>
+        <w:pStyle w:val="a9"/>
+        <w:numPr>
+          <w:ilvl w:val="0"/>
+          <w:numId w:val="1"/>
+        </w:numPr>
+        <w:wordWrap w:val="0"/>
+        <w:spacing w:line="360" w:lineRule="auto"/>
+        <w:ind w:left="0" w:firstLineChars="200" w:firstLine="480"/>
+        <w:rPr>
+          <w:rFonts w:ascii="Times New Roman" w:eastAsia="宋体" w:hAnsi="Times New Roman" w:cs="Times New Roman"/>
+          <w:sz w:val="24"/>
+          <w:szCs w:val="24"/>
+        </w:rPr>
+      </w:pPr>
+      <w:r>
+        <w:rPr>
+          <w:rFonts w:ascii="Times New Roman" w:eastAsia="宋体" w:hAnsi="Times New Roman" w:cs="Times New Roman"/>
+          <w:sz w:val="24"/>
+          <w:szCs w:val="24"/>
+        </w:rPr>
+        <w:lastRenderedPageBreak/>
+        <w:t>想到可以加入意图识别功能，希望实现渐进式自学习机制，使其在使用过程中更加适合用户生活记录习惯，后续也对其进行了完善</w:t>
+      </w:r>
+    </w:p>
+    <w:p>
+      <w:pPr>
+        <w:wordWrap w:val="0"/>
+        <w:spacing w:line="360" w:lineRule="auto"/>
+        <w:ind w:firstLineChars="200" w:firstLine="480"/>
+        <w:rPr>
+          <w:rFonts w:ascii="Times New Roman" w:eastAsia="宋体" w:hAnsi="Times New Roman" w:cs="Times New Roman"/>
+          <w:sz w:val="24"/>
+          <w:szCs w:val="24"/>
+        </w:rPr>
+      </w:pPr>
+      <w:r>
+        <w:rPr>
+          <w:rFonts w:ascii="Times New Roman" w:eastAsia="宋体" w:hAnsi="Times New Roman" w:cs="Times New Roman"/>
+          <w:sz w:val="24"/>
+          <w:szCs w:val="24"/>
+        </w:rPr>
         <w:t>3563982029586919:01484c866601feb71def7fb329d6411f_6a4e3d8af2ad1db341de8c69.6a4e753df2ad1db341de9188.6a4e753df2ad1db341de</w:t>
       </w:r>
       <w:proofErr w:type="gramStart"/>
       <w:r>
+        <w:rPr>
+          <w:rFonts w:ascii="Times New Roman" w:eastAsia="宋体" w:hAnsi="Times New Roman" w:cs="Times New Roman"/>
+          <w:sz w:val="24"/>
+          <w:szCs w:val="24"/>
+        </w:rPr>
         <w:t>9186:TRAE</w:t>
       </w:r>
       <w:proofErr w:type="gramEnd"/>
       <w:r>
+        <w:rPr>
+          <w:rFonts w:ascii="Times New Roman" w:eastAsia="宋体" w:hAnsi="Times New Roman" w:cs="Times New Roman"/>
+          <w:sz w:val="24"/>
+          <w:szCs w:val="24"/>
+        </w:rPr>
         <w:t xml:space="preserve"> Work CN.0.1.34.no_sid.no_</w:t>
       </w:r>
       <w:proofErr w:type="gramStart"/>
       <w:r>
+        <w:rPr>
+          <w:rFonts w:ascii="Times New Roman" w:eastAsia="宋体" w:hAnsi="Times New Roman" w:cs="Times New Roman"/>
+          <w:sz w:val="24"/>
+          <w:szCs w:val="24"/>
+        </w:rPr>
         <w:t>ppe.T</w:t>
       </w:r>
       <w:proofErr w:type="gramEnd"/>
       <w:r>
+        <w:rPr>
+          <w:rFonts w:ascii="Times New Roman" w:eastAsia="宋体" w:hAnsi="Times New Roman" w:cs="Times New Roman"/>
+          <w:sz w:val="24"/>
+          <w:szCs w:val="24"/>
+        </w:rPr>
         <w:t>(2026/7/9 00:05:17)</w:t>
       </w:r>
     </w:p>
     <w:p>
       <w:pPr>
-        <w:rPr>
-          <w:rFonts w:hint="eastAsia"/>
-        </w:rPr>
-      </w:pPr>
-    </w:p>
-    <w:p>
-      <w:pPr>
-        <w:rPr>
-          <w:rFonts w:hint="eastAsia"/>
-        </w:rPr>
-      </w:pPr>
-      <w:r>
-        <w:rPr>
-          <w:rFonts w:hint="eastAsia"/>
-        </w:rPr>
-        <w:t>由于是我给了UI然后进行前端的设计，感觉界面不是自己想要的，后续发现可以迁移，让</w:t>
+        <w:wordWrap w:val="0"/>
+        <w:spacing w:line="360" w:lineRule="auto"/>
+        <w:ind w:firstLineChars="200" w:firstLine="480"/>
+        <w:rPr>
+          <w:rFonts w:ascii="Times New Roman" w:eastAsia="宋体" w:hAnsi="Times New Roman" w:cs="Times New Roman"/>
+          <w:sz w:val="24"/>
+          <w:szCs w:val="24"/>
+        </w:rPr>
+      </w:pPr>
+    </w:p>
+    <w:p>
+      <w:pPr>
+        <w:pStyle w:val="a9"/>
+        <w:numPr>
+          <w:ilvl w:val="0"/>
+          <w:numId w:val="1"/>
+        </w:numPr>
+        <w:wordWrap w:val="0"/>
+        <w:spacing w:line="360" w:lineRule="auto"/>
+        <w:ind w:left="0" w:firstLineChars="200" w:firstLine="480"/>
+        <w:rPr>
+          <w:rFonts w:ascii="Times New Roman" w:eastAsia="宋体" w:hAnsi="Times New Roman" w:cs="Times New Roman"/>
+          <w:sz w:val="24"/>
+          <w:szCs w:val="24"/>
+        </w:rPr>
+      </w:pPr>
+      <w:r>
+        <w:rPr>
+          <w:rFonts w:ascii="Times New Roman" w:eastAsia="宋体" w:hAnsi="Times New Roman" w:cs="Times New Roman"/>
+          <w:sz w:val="24"/>
+          <w:szCs w:val="24"/>
+        </w:rPr>
+        <w:t>由于是我给了</w:t>
+      </w:r>
+      <w:r>
+        <w:rPr>
+          <w:rFonts w:ascii="Times New Roman" w:eastAsia="宋体" w:hAnsi="Times New Roman" w:cs="Times New Roman"/>
+          <w:sz w:val="24"/>
+          <w:szCs w:val="24"/>
+        </w:rPr>
+        <w:t>UI</w:t>
+      </w:r>
+      <w:r>
+        <w:rPr>
+          <w:rFonts w:ascii="Times New Roman" w:eastAsia="宋体" w:hAnsi="Times New Roman" w:cs="Times New Roman"/>
+          <w:sz w:val="24"/>
+          <w:szCs w:val="24"/>
+        </w:rPr>
+        <w:t>然后进行前端的设计，感觉界面不是自己想要的，后续发现可以迁移，让</w:t>
       </w:r>
       <w:proofErr w:type="spellStart"/>
       <w:r>
         <w:rPr>
-          <w:rFonts w:hint="eastAsia"/>
+          <w:rFonts w:ascii="Times New Roman" w:eastAsia="宋体" w:hAnsi="Times New Roman" w:cs="Times New Roman"/>
+          <w:sz w:val="24"/>
+          <w:szCs w:val="24"/>
         </w:rPr>
         <w:t>trae</w:t>
       </w:r>
       <w:proofErr w:type="spellEnd"/>
       <w:r>
         <w:rPr>
-          <w:rFonts w:hint="eastAsia"/>
+          <w:rFonts w:ascii="Times New Roman" w:eastAsia="宋体" w:hAnsi="Times New Roman" w:cs="Times New Roman"/>
+          <w:sz w:val="24"/>
+          <w:szCs w:val="24"/>
         </w:rPr>
         <w:t>帮我进行了迁移</w:t>
       </w:r>
     </w:p>
     <w:p>
       <w:pPr>
-        <w:rPr>
-          <w:rFonts w:hint="eastAsia"/>
-        </w:rPr>
-      </w:pPr>
-      <w:r>
+        <w:wordWrap w:val="0"/>
+        <w:spacing w:line="360" w:lineRule="auto"/>
+        <w:ind w:firstLineChars="200" w:firstLine="480"/>
+        <w:rPr>
+          <w:rFonts w:ascii="Times New Roman" w:eastAsia="宋体" w:hAnsi="Times New Roman" w:cs="Times New Roman"/>
+          <w:sz w:val="24"/>
+          <w:szCs w:val="24"/>
+        </w:rPr>
+      </w:pPr>
+      <w:r>
+        <w:rPr>
+          <w:rFonts w:ascii="Times New Roman" w:eastAsia="宋体" w:hAnsi="Times New Roman" w:cs="Times New Roman"/>
+          <w:sz w:val="24"/>
+          <w:szCs w:val="24"/>
+        </w:rPr>
         <w:t>3563982029586919:3358eb6c063213ce9ef2c20513725aa7_6a4e3d8af2ad1db341de8c69.6a4f20f1f2ad1db341de96ce.6a4f20f0f2ad1db341de96</w:t>
       </w:r>
       <w:proofErr w:type="gramStart"/>
       <w:r>
+        <w:rPr>
+          <w:rFonts w:ascii="Times New Roman" w:eastAsia="宋体" w:hAnsi="Times New Roman" w:cs="Times New Roman"/>
+          <w:sz w:val="24"/>
+          <w:szCs w:val="24"/>
+        </w:rPr>
         <w:t>cc:TRAE</w:t>
       </w:r>
       <w:proofErr w:type="gramEnd"/>
       <w:r>
+        <w:rPr>
+          <w:rFonts w:ascii="Times New Roman" w:eastAsia="宋体" w:hAnsi="Times New Roman" w:cs="Times New Roman"/>
+          <w:sz w:val="24"/>
+          <w:szCs w:val="24"/>
+        </w:rPr>
         <w:t xml:space="preserve"> Work CN.0.1.34.no_sid.no_</w:t>
       </w:r>
       <w:proofErr w:type="gramStart"/>
       <w:r>
+        <w:rPr>
+          <w:rFonts w:ascii="Times New Roman" w:eastAsia="宋体" w:hAnsi="Times New Roman" w:cs="Times New Roman"/>
+          <w:sz w:val="24"/>
+          <w:szCs w:val="24"/>
+        </w:rPr>
         <w:t>ppe.T</w:t>
       </w:r>
       <w:proofErr w:type="gramEnd"/>
       <w:r>
+        <w:rPr>
+          <w:rFonts w:ascii="Times New Roman" w:eastAsia="宋体" w:hAnsi="Times New Roman" w:cs="Times New Roman"/>
+          <w:sz w:val="24"/>
+          <w:szCs w:val="24"/>
+        </w:rPr>
         <w:t>(2026/7/9 12:17:53)</w:t>
       </w:r>
     </w:p>
-    <w:p/>
-    <w:p>
-      <w:pPr>
-        <w:rPr>
-          <w:rFonts w:hint="eastAsia"/>
-        </w:rPr>
-      </w:pPr>
-      <w:r>
-        <w:rPr>
-          <w:rFonts w:hint="eastAsia"/>
-        </w:rPr>
-        <w:t>给出了</w:t>
-      </w:r>
-      <w:r>
-        <w:t>可落地的逐步减少大模型、适配用户习惯的方法</w:t>
-      </w:r>
-      <w:r>
-        <w:rPr>
-          <w:rFonts w:hint="eastAsia"/>
-        </w:rPr>
-        <w:t>建议，并在后续帮我进行了设计</w:t>
-      </w:r>
-    </w:p>
-    <w:p>
-      <w:r>
+    <w:p>
+      <w:pPr>
+        <w:wordWrap w:val="0"/>
+        <w:spacing w:line="360" w:lineRule="auto"/>
+        <w:ind w:firstLineChars="200" w:firstLine="480"/>
+        <w:rPr>
+          <w:rFonts w:ascii="Times New Roman" w:eastAsia="宋体" w:hAnsi="Times New Roman" w:cs="Times New Roman"/>
+          <w:sz w:val="24"/>
+          <w:szCs w:val="24"/>
+        </w:rPr>
+      </w:pPr>
+    </w:p>
+    <w:p>
+      <w:pPr>
+        <w:pStyle w:val="a9"/>
+        <w:numPr>
+          <w:ilvl w:val="0"/>
+          <w:numId w:val="1"/>
+        </w:numPr>
+        <w:wordWrap w:val="0"/>
+        <w:spacing w:line="360" w:lineRule="auto"/>
+        <w:ind w:left="0" w:firstLineChars="200" w:firstLine="480"/>
+        <w:rPr>
+          <w:rFonts w:ascii="Times New Roman" w:eastAsia="宋体" w:hAnsi="Times New Roman" w:cs="Times New Roman"/>
+          <w:sz w:val="24"/>
+          <w:szCs w:val="24"/>
+        </w:rPr>
+      </w:pPr>
+      <w:r>
+        <w:rPr>
+          <w:rFonts w:ascii="Times New Roman" w:eastAsia="宋体" w:hAnsi="Times New Roman" w:cs="Times New Roman"/>
+          <w:sz w:val="24"/>
+          <w:szCs w:val="24"/>
+        </w:rPr>
+        <w:t>给出了可落地的逐步减少大模型、适配用户习惯的方法建议，并在后续帮我进行了设计</w:t>
+      </w:r>
+    </w:p>
+    <w:p>
+      <w:pPr>
+        <w:wordWrap w:val="0"/>
+        <w:spacing w:line="360" w:lineRule="auto"/>
+        <w:ind w:firstLineChars="200" w:firstLine="480"/>
+        <w:rPr>
+          <w:rFonts w:ascii="Times New Roman" w:eastAsia="宋体" w:hAnsi="Times New Roman" w:cs="Times New Roman"/>
+          <w:sz w:val="24"/>
+          <w:szCs w:val="24"/>
+        </w:rPr>
+      </w:pPr>
+      <w:r>
+        <w:rPr>
+          <w:rFonts w:ascii="Times New Roman" w:eastAsia="宋体" w:hAnsi="Times New Roman" w:cs="Times New Roman"/>
+          <w:sz w:val="24"/>
+          <w:szCs w:val="24"/>
+        </w:rPr>
         <w:t>3563982029586919:05af2754f6c85388b04ce6175cab9bce_6a4f95bb6d8217c4c94edbaa.6a524c32fcaec92874322ba8.6a524c31fcaec92874322ba</w:t>
       </w:r>
       <w:proofErr w:type="gramStart"/>
       <w:r>
+        <w:rPr>
+          <w:rFonts w:ascii="Times New Roman" w:eastAsia="宋体" w:hAnsi="Times New Roman" w:cs="Times New Roman"/>
+          <w:sz w:val="24"/>
+          <w:szCs w:val="24"/>
+        </w:rPr>
         <w:t>6:TRAE</w:t>
       </w:r>
       <w:proofErr w:type="gramEnd"/>
       <w:r>
+        <w:rPr>
+          <w:rFonts w:ascii="Times New Roman" w:eastAsia="宋体" w:hAnsi="Times New Roman" w:cs="Times New Roman"/>
+          <w:sz w:val="24"/>
+          <w:szCs w:val="24"/>
+        </w:rPr>
         <w:t xml:space="preserve"> Work CN.0.1.34.no_sid.no_</w:t>
       </w:r>
       <w:proofErr w:type="gramStart"/>
       <w:r>
+        <w:rPr>
+          <w:rFonts w:ascii="Times New Roman" w:eastAsia="宋体" w:hAnsi="Times New Roman" w:cs="Times New Roman"/>
+          <w:sz w:val="24"/>
+          <w:szCs w:val="24"/>
+        </w:rPr>
         <w:t>ppe.T</w:t>
       </w:r>
       <w:proofErr w:type="gramEnd"/>
       <w:r>
+        <w:rPr>
+          <w:rFonts w:ascii="Times New Roman" w:eastAsia="宋体" w:hAnsi="Times New Roman" w:cs="Times New Roman"/>
+          <w:sz w:val="24"/>
+          <w:szCs w:val="24"/>
+        </w:rPr>
         <w:t>(2026/7/11 21:59:14)</w:t>
       </w:r>
     </w:p>
-    <w:p/>
-    <w:p>
-      <w:pPr>
-        <w:rPr>
-          <w:rFonts w:hint="eastAsia"/>
-        </w:rPr>
-      </w:pPr>
-      <w:r>
-        <w:rPr>
-          <w:rFonts w:hint="eastAsia"/>
+    <w:p>
+      <w:pPr>
+        <w:wordWrap w:val="0"/>
+        <w:spacing w:line="360" w:lineRule="auto"/>
+        <w:ind w:firstLineChars="200" w:firstLine="480"/>
+        <w:rPr>
+          <w:rFonts w:ascii="Times New Roman" w:eastAsia="宋体" w:hAnsi="Times New Roman" w:cs="Times New Roman"/>
+          <w:sz w:val="24"/>
+          <w:szCs w:val="24"/>
+        </w:rPr>
+      </w:pPr>
+    </w:p>
+    <w:p>
+      <w:pPr>
+        <w:pStyle w:val="a9"/>
+        <w:numPr>
+          <w:ilvl w:val="0"/>
+          <w:numId w:val="1"/>
+        </w:numPr>
+        <w:wordWrap w:val="0"/>
+        <w:spacing w:line="360" w:lineRule="auto"/>
+        <w:ind w:left="0" w:firstLineChars="200" w:firstLine="480"/>
+        <w:rPr>
+          <w:rFonts w:ascii="Times New Roman" w:eastAsia="宋体" w:hAnsi="Times New Roman" w:cs="Times New Roman"/>
+          <w:sz w:val="24"/>
+          <w:szCs w:val="24"/>
+        </w:rPr>
+      </w:pPr>
+      <w:r>
+        <w:rPr>
+          <w:rFonts w:ascii="Times New Roman" w:eastAsia="宋体" w:hAnsi="Times New Roman" w:cs="Times New Roman"/>
+          <w:sz w:val="24"/>
+          <w:szCs w:val="24"/>
         </w:rPr>
         <w:t>测试后发现</w:t>
       </w:r>
       <w:proofErr w:type="gramStart"/>
       <w:r>
         <w:rPr>
-          <w:rFonts w:hint="eastAsia"/>
+          <w:rFonts w:ascii="Times New Roman" w:eastAsia="宋体" w:hAnsi="Times New Roman" w:cs="Times New Roman"/>
+          <w:sz w:val="24"/>
+          <w:szCs w:val="24"/>
         </w:rPr>
         <w:t>事程状态</w:t>
       </w:r>
       <w:proofErr w:type="gramEnd"/>
       <w:r>
         <w:rPr>
-          <w:rFonts w:hint="eastAsia"/>
+          <w:rFonts w:ascii="Times New Roman" w:eastAsia="宋体" w:hAnsi="Times New Roman" w:cs="Times New Roman"/>
+          <w:sz w:val="24"/>
+          <w:szCs w:val="24"/>
         </w:rPr>
         <w:t>触发逻辑有问题，通过询问帮我找出并修复了问题</w:t>
       </w:r>
     </w:p>
     <w:p>
+      <w:pPr>
+        <w:wordWrap w:val="0"/>
+        <w:spacing w:line="360" w:lineRule="auto"/>
+        <w:ind w:firstLineChars="200" w:firstLine="480"/>
+        <w:rPr>
+          <w:rFonts w:ascii="Times New Roman" w:eastAsia="宋体" w:hAnsi="Times New Roman" w:cs="Times New Roman"/>
+          <w:sz w:val="24"/>
+          <w:szCs w:val="24"/>
+        </w:rPr>
+      </w:pPr>
       <w:proofErr w:type="gramStart"/>
       <w:r>
+        <w:rPr>
+          <w:rFonts w:ascii="Times New Roman" w:eastAsia="宋体" w:hAnsi="Times New Roman" w:cs="Times New Roman"/>
+          <w:sz w:val="24"/>
+          <w:szCs w:val="24"/>
+        </w:rPr>
         <w:t>3563982029586919:cdbc</w:t>
       </w:r>
       <w:proofErr w:type="gramEnd"/>
       <w:r>
+        <w:rPr>
+          <w:rFonts w:ascii="Times New Roman" w:eastAsia="宋体" w:hAnsi="Times New Roman" w:cs="Times New Roman"/>
+          <w:sz w:val="24"/>
+          <w:szCs w:val="24"/>
+        </w:rPr>
         <w:t>8285abff30ca8a25d324beb87f09_6a4f95bb6d8217c4c94edbaa.6a53270cfcaec92874322f6f.6a53270cfcaec92874322f6</w:t>
       </w:r>
       <w:proofErr w:type="gramStart"/>
       <w:r>
+        <w:rPr>
+          <w:rFonts w:ascii="Times New Roman" w:eastAsia="宋体" w:hAnsi="Times New Roman" w:cs="Times New Roman"/>
+          <w:sz w:val="24"/>
+          <w:szCs w:val="24"/>
+        </w:rPr>
         <w:t>d:TRAE</w:t>
       </w:r>
       <w:proofErr w:type="gramEnd"/>
       <w:r>
+        <w:rPr>
+          <w:rFonts w:ascii="Times New Roman" w:eastAsia="宋体" w:hAnsi="Times New Roman" w:cs="Times New Roman"/>
+          <w:sz w:val="24"/>
+          <w:szCs w:val="24"/>
+        </w:rPr>
         <w:t xml:space="preserve"> Work CN.0.1.34.no_sid.no_</w:t>
       </w:r>
       <w:proofErr w:type="gramStart"/>
       <w:r>
+        <w:rPr>
+          <w:rFonts w:ascii="Times New Roman" w:eastAsia="宋体" w:hAnsi="Times New Roman" w:cs="Times New Roman"/>
+          <w:sz w:val="24"/>
+          <w:szCs w:val="24"/>
+        </w:rPr>
         <w:t>ppe.T</w:t>
       </w:r>
       <w:proofErr w:type="gramEnd"/>
       <w:r>
+        <w:rPr>
+          <w:rFonts w:ascii="Times New Roman" w:eastAsia="宋体" w:hAnsi="Times New Roman" w:cs="Times New Roman"/>
+          <w:sz w:val="24"/>
+          <w:szCs w:val="24"/>
+        </w:rPr>
         <w:t>(2026/7/12 13:33:00)</w:t>
       </w:r>
     </w:p>
-    <w:p/>
-    <w:p>
-      <w:pPr>
-        <w:rPr>
-          <w:rFonts w:hint="eastAsia"/>
-        </w:rPr>
-      </w:pPr>
-      <w:r>
-        <w:rPr>
-          <w:rFonts w:hint="eastAsia"/>
+    <w:p>
+      <w:pPr>
+        <w:wordWrap w:val="0"/>
+        <w:spacing w:line="360" w:lineRule="auto"/>
+        <w:ind w:firstLineChars="200" w:firstLine="480"/>
+        <w:rPr>
+          <w:rFonts w:ascii="Times New Roman" w:eastAsia="宋体" w:hAnsi="Times New Roman" w:cs="Times New Roman"/>
+          <w:sz w:val="24"/>
+          <w:szCs w:val="24"/>
+        </w:rPr>
+      </w:pPr>
+    </w:p>
+    <w:p>
+      <w:pPr>
+        <w:pStyle w:val="a9"/>
+        <w:numPr>
+          <w:ilvl w:val="0"/>
+          <w:numId w:val="1"/>
+        </w:numPr>
+        <w:wordWrap w:val="0"/>
+        <w:spacing w:line="360" w:lineRule="auto"/>
+        <w:ind w:left="0" w:firstLineChars="200" w:firstLine="480"/>
+        <w:rPr>
+          <w:rFonts w:ascii="Times New Roman" w:eastAsia="宋体" w:hAnsi="Times New Roman" w:cs="Times New Roman"/>
+          <w:sz w:val="24"/>
+          <w:szCs w:val="24"/>
+        </w:rPr>
+      </w:pPr>
+      <w:r>
+        <w:rPr>
+          <w:rFonts w:ascii="Times New Roman" w:eastAsia="宋体" w:hAnsi="Times New Roman" w:cs="Times New Roman"/>
+          <w:sz w:val="24"/>
+          <w:szCs w:val="24"/>
         </w:rPr>
         <w:t>感觉意图训练模型那</w:t>
       </w:r>
       <w:proofErr w:type="gramStart"/>
       <w:r>
         <w:rPr>
-          <w:rFonts w:hint="eastAsia"/>
+          <w:rFonts w:ascii="Times New Roman" w:eastAsia="宋体" w:hAnsi="Times New Roman" w:cs="Times New Roman"/>
+          <w:sz w:val="24"/>
+          <w:szCs w:val="24"/>
         </w:rPr>
         <w:t>块还有</w:t>
       </w:r>
       <w:proofErr w:type="gramEnd"/>
       <w:r>
         <w:rPr>
-          <w:rFonts w:hint="eastAsia"/>
+          <w:rFonts w:ascii="Times New Roman" w:eastAsia="宋体" w:hAnsi="Times New Roman" w:cs="Times New Roman"/>
+          <w:sz w:val="24"/>
+          <w:szCs w:val="24"/>
         </w:rPr>
         <w:t>不太容易理解，让</w:t>
       </w:r>
       <w:proofErr w:type="spellStart"/>
       <w:r>
         <w:rPr>
-          <w:rFonts w:hint="eastAsia"/>
+          <w:rFonts w:ascii="Times New Roman" w:eastAsia="宋体" w:hAnsi="Times New Roman" w:cs="Times New Roman"/>
+          <w:sz w:val="24"/>
+          <w:szCs w:val="24"/>
         </w:rPr>
         <w:t>trae</w:t>
       </w:r>
       <w:proofErr w:type="spellEnd"/>
       <w:r>
         <w:rPr>
-          <w:rFonts w:hint="eastAsia"/>
-        </w:rPr>
-        <w:t xml:space="preserve"> work帮我重新设计了一下，后续进行了优化，至此</w:t>
-      </w:r>
-      <w:r>
-        <w:rPr>
-          <w:rFonts w:hint="eastAsia"/>
+          <w:rFonts w:ascii="Times New Roman" w:eastAsia="宋体" w:hAnsi="Times New Roman" w:cs="Times New Roman"/>
+          <w:sz w:val="24"/>
+          <w:szCs w:val="24"/>
+        </w:rPr>
+        <w:t xml:space="preserve"> work</w:t>
+      </w:r>
+      <w:r>
+        <w:rPr>
+          <w:rFonts w:ascii="Times New Roman" w:eastAsia="宋体" w:hAnsi="Times New Roman" w:cs="Times New Roman"/>
+          <w:sz w:val="24"/>
+          <w:szCs w:val="24"/>
+        </w:rPr>
+        <w:t>帮我重新设计了一下，后续进行了优化，至此</w:t>
+      </w:r>
+      <w:r>
+        <w:rPr>
+          <w:rFonts w:ascii="Times New Roman" w:eastAsia="宋体" w:hAnsi="Times New Roman" w:cs="Times New Roman"/>
+          <w:sz w:val="24"/>
+          <w:szCs w:val="24"/>
         </w:rPr>
         <w:t>感觉</w:t>
       </w:r>
       <w:r>
         <w:rPr>
-          <w:rFonts w:hint="eastAsia"/>
+          <w:rFonts w:ascii="Times New Roman" w:eastAsia="宋体" w:hAnsi="Times New Roman" w:cs="Times New Roman"/>
+          <w:sz w:val="24"/>
+          <w:szCs w:val="24"/>
         </w:rPr>
         <w:t>项目基本成型。</w:t>
       </w:r>
     </w:p>
     <w:p>
       <w:pPr>
-        <w:rPr>
-          <w:rFonts w:hint="eastAsia"/>
-        </w:rPr>
-      </w:pPr>
-      <w:r>
+        <w:wordWrap w:val="0"/>
+        <w:spacing w:line="360" w:lineRule="auto"/>
+        <w:ind w:firstLineChars="200" w:firstLine="480"/>
+        <w:rPr>
+          <w:rFonts w:ascii="Times New Roman" w:eastAsia="宋体" w:hAnsi="Times New Roman" w:cs="Times New Roman"/>
+          <w:sz w:val="24"/>
+          <w:szCs w:val="24"/>
+        </w:rPr>
+      </w:pPr>
+      <w:r>
+        <w:rPr>
+          <w:rFonts w:ascii="Times New Roman" w:eastAsia="宋体" w:hAnsi="Times New Roman" w:cs="Times New Roman"/>
+          <w:sz w:val="24"/>
+          <w:szCs w:val="24"/>
+        </w:rPr>
         <w:t>3563982029586919:983e212db0a656c449c76862b4a52c0e_6a4f95bb6d8217c4c94edbaa.6a536462fcaec9287432375c.6a536461fcaec9287432375</w:t>
       </w:r>
       <w:proofErr w:type="gramStart"/>
       <w:r>
+        <w:rPr>
+          <w:rFonts w:ascii="Times New Roman" w:eastAsia="宋体" w:hAnsi="Times New Roman" w:cs="Times New Roman"/>
+          <w:sz w:val="24"/>
+          <w:szCs w:val="24"/>
+        </w:rPr>
         <w:t>a:TRAE</w:t>
       </w:r>
       <w:proofErr w:type="gramEnd"/>
       <w:r>
+        <w:rPr>
+          <w:rFonts w:ascii="Times New Roman" w:eastAsia="宋体" w:hAnsi="Times New Roman" w:cs="Times New Roman"/>
+          <w:sz w:val="24"/>
+          <w:szCs w:val="24"/>
+        </w:rPr>
         <w:t xml:space="preserve"> Work CN.0.1.34.no_sid.no_</w:t>
       </w:r>
       <w:proofErr w:type="gramStart"/>
       <w:r>
+        <w:rPr>
+          <w:rFonts w:ascii="Times New Roman" w:eastAsia="宋体" w:hAnsi="Times New Roman" w:cs="Times New Roman"/>
+          <w:sz w:val="24"/>
+          <w:szCs w:val="24"/>
+        </w:rPr>
         <w:t>ppe.T</w:t>
       </w:r>
       <w:proofErr w:type="gramEnd"/>
       <w:r>
+        <w:rPr>
+          <w:rFonts w:ascii="Times New Roman" w:eastAsia="宋体" w:hAnsi="Times New Roman" w:cs="Times New Roman"/>
+          <w:sz w:val="24"/>
+          <w:szCs w:val="24"/>
+        </w:rPr>
         <w:t>(2026/7/12 17:54:42)</w:t>
       </w:r>
     </w:p>
@@ -1021,6 +2037,100 @@
     </w:p>
   </w:footnote>
 </w:footnotes>
+</file>
+
+<file path=word/numbering.xml><?xml version="1.0" encoding="utf-8"?>
+<w:numbering xmlns:wpc="http://schemas.microsoft.com/office/word/2010/wordprocessingCanvas" xmlns:cx="http://schemas.microsoft.com/office/drawing/2014/chartex" xmlns:cx1="http://schemas.microsoft.com/office/drawing/2015/9/8/chartex" xmlns:cx2="http://schemas.microsoft.com/office/drawing/2015/10/21/chartex" xmlns:cx3="http://schemas.microsoft.com/office/drawing/2016/5/9/chartex" xmlns:cx4="http://schemas.microsoft.com/office/drawing/2016/5/10/chartex" xmlns:cx5="http://schemas.microsoft.com/office/drawing/2016/5/11/chartex" xmlns:cx6="http://schemas.microsoft.com/office/drawing/2016/5/12/chartex" xmlns:cx7="http://schemas.microsoft.com/office/drawing/2016/5/13/chartex" xmlns:cx8="http://schemas.microsoft.com/office/drawing/2016/5/14/chartex" xmlns:mc="http://schemas.openxmlformats.org/markup-compatibility/2006" xmlns:aink="http://schemas.microsoft.com/office/drawing/2016/ink" xmlns:am3d="http://schemas.microsoft.com/office/drawing/2017/model3d" xmlns:o="urn:schemas-microsoft-com:office:office" xmlns:oel="http://schemas.microsoft.com/office/2019/extlst" xmlns:r="http://schemas.openxmlformats.org/officeDocument/2006/relationships" xmlns:m="http://schemas.openxmlformats.org/officeDocument/2006/math" xmlns:v="urn:schemas-microsoft-com:vml" xmlns:wp14="http://schemas.microsoft.com/office/word/2010/wordprocessingDrawing" xmlns:wp="http://schemas.openxmlformats.org/drawingml/2006/wordprocessingDrawing" xmlns:w10="urn:schemas-microsoft-com:office:word" xmlns:w="http://schemas.openxmlformats.org/wordprocessingml/2006/main" xmlns:w14="http://schemas.microsoft.com/office/word/2010/wordml" xmlns:w15="http://schemas.microsoft.com/office/word/2012/wordml" xmlns:w16cex="http://schemas.microsoft.com/office/word/2018/wordml/cex" xmlns:w16cid="http://schemas.microsoft.com/office/word/2016/wordml/cid" xmlns:w16="http://schemas.microsoft.com/office/word/2018/wordml" xmlns:w16du="http://schemas.microsoft.com/office/word/2023/wordml/word16du" xmlns:w16sdtdh="http://schemas.microsoft.com/office/word/2020/wordml/sdtdatahash" xmlns:w16sdtfl="http://schemas.microsoft.com/office/word/2024/wordml/sdtformatlock" xmlns:w16se="http://schemas.microsoft.com/office/word/2015/wordml/symex" xmlns:wpg="http://schemas.microsoft.com/office/word/2010/wordprocessingGroup" xmlns:wpi="http://schemas.microsoft.com/office/word/2010/wordprocessingInk" xmlns:wne="http://schemas.microsoft.com/office/word/2006/wordml" xmlns:wps="http://schemas.microsoft.com/office/word/2010/wordprocessingShape" mc:Ignorable="w14 w15 w16se w16cid w16 w16cex w16sdtdh w16sdtfl w16du wp14">
+  <w:abstractNum w:abstractNumId="0" w15:restartNumberingAfterBreak="0">
+    <w:nsid w:val="615262FF"/>
+    <w:multiLevelType w:val="hybridMultilevel"/>
+    <w:tmpl w:val="2C6EFEAC"/>
+    <w:lvl w:ilvl="0" w:tplc="0409000F">
+      <w:start w:val="1"/>
+      <w:numFmt w:val="decimal"/>
+      <w:lvlText w:val="%1."/>
+      <w:lvlJc w:val="left"/>
+      <w:pPr>
+        <w:ind w:left="920" w:hanging="440"/>
+      </w:pPr>
+    </w:lvl>
+    <w:lvl w:ilvl="1" w:tplc="04090019" w:tentative="1">
+      <w:start w:val="1"/>
+      <w:numFmt w:val="lowerLetter"/>
+      <w:lvlText w:val="%2)"/>
+      <w:lvlJc w:val="left"/>
+      <w:pPr>
+        <w:ind w:left="1360" w:hanging="440"/>
+      </w:pPr>
+    </w:lvl>
+    <w:lvl w:ilvl="2" w:tplc="0409001B" w:tentative="1">
+      <w:start w:val="1"/>
+      <w:numFmt w:val="lowerRoman"/>
+      <w:lvlText w:val="%3."/>
+      <w:lvlJc w:val="right"/>
+      <w:pPr>
+        <w:ind w:left="1800" w:hanging="440"/>
+      </w:pPr>
+    </w:lvl>
+    <w:lvl w:ilvl="3" w:tplc="0409000F" w:tentative="1">
+      <w:start w:val="1"/>
+      <w:numFmt w:val="decimal"/>
+      <w:lvlText w:val="%4."/>
+      <w:lvlJc w:val="left"/>
+      <w:pPr>
+        <w:ind w:left="2240" w:hanging="440"/>
+      </w:pPr>
+    </w:lvl>
+    <w:lvl w:ilvl="4" w:tplc="04090019" w:tentative="1">
+      <w:start w:val="1"/>
+      <w:numFmt w:val="lowerLetter"/>
+      <w:lvlText w:val="%5)"/>
+      <w:lvlJc w:val="left"/>
+      <w:pPr>
+        <w:ind w:left="2680" w:hanging="440"/>
+      </w:pPr>
+    </w:lvl>
+    <w:lvl w:ilvl="5" w:tplc="0409001B" w:tentative="1">
+      <w:start w:val="1"/>
+      <w:numFmt w:val="lowerRoman"/>
+      <w:lvlText w:val="%6."/>
+      <w:lvlJc w:val="right"/>
+      <w:pPr>
+        <w:ind w:left="3120" w:hanging="440"/>
+      </w:pPr>
+    </w:lvl>
+    <w:lvl w:ilvl="6" w:tplc="0409000F" w:tentative="1">
+      <w:start w:val="1"/>
+      <w:numFmt w:val="decimal"/>
+      <w:lvlText w:val="%7."/>
+      <w:lvlJc w:val="left"/>
+      <w:pPr>
+        <w:ind w:left="3560" w:hanging="440"/>
+      </w:pPr>
+    </w:lvl>
+    <w:lvl w:ilvl="7" w:tplc="04090019" w:tentative="1">
+      <w:start w:val="1"/>
+      <w:numFmt w:val="lowerLetter"/>
+      <w:lvlText w:val="%8)"/>
+      <w:lvlJc w:val="left"/>
+      <w:pPr>
+        <w:ind w:left="4000" w:hanging="440"/>
+      </w:pPr>
+    </w:lvl>
+    <w:lvl w:ilvl="8" w:tplc="0409001B" w:tentative="1">
+      <w:start w:val="1"/>
+      <w:numFmt w:val="lowerRoman"/>
+      <w:lvlText w:val="%9."/>
+      <w:lvlJc w:val="right"/>
+      <w:pPr>
+        <w:ind w:left="4440" w:hanging="440"/>
+      </w:pPr>
+    </w:lvl>
+  </w:abstractNum>
+  <w:num w:numId="1" w16cid:durableId="499858548">
+    <w:abstractNumId w:val="0"/>
+  </w:num>
+</w:numbering>
 </file>
 
 <file path=word/styles.xml><?xml version="1.0" encoding="utf-8"?>
@@ -1624,6 +2734,7 @@
   <w:style w:type="character" w:default="1" w:styleId="a0">
     <w:name w:val="Default Paragraph Font"/>
     <w:uiPriority w:val="1"/>
+    <w:semiHidden/>
     <w:unhideWhenUsed/>
   </w:style>
   <w:style w:type="table" w:default="1" w:styleId="a1">
